--- a/doc/NotesNRa2_notes_developpement.docx
+++ b/doc/NotesNRa2_notes_developpement.docx
@@ -2329,8 +2329,1724 @@
     </w:p>
     <w:p/>
     <w:p/>
+    <w:p>
+      <w:r>
+        <w:t>Passage arguments :</w:t>
+      </w:r>
+    </w:p>
+    <w:p>
+      <w:hyperlink r:id="rId9" w:history="1">
+        <w:r>
+          <w:rPr>
+            <w:rStyle w:val="Lienhypertexte"/>
+          </w:rPr>
+          <w:t>https://doc.scrapy.org/en/latest/topics/spiders.html#spider-arguments</w:t>
+        </w:r>
+      </w:hyperlink>
+    </w:p>
+    <w:p>
+      <w:pPr>
+        <w:pStyle w:val="PrformatHTML"/>
+      </w:pPr>
+      <w:proofErr w:type="spellStart"/>
+      <w:proofErr w:type="gramStart"/>
+      <w:r>
+        <w:rPr>
+          <w:rStyle w:val="n"/>
+          <w:rFonts w:eastAsiaTheme="majorEastAsia"/>
+        </w:rPr>
+        <w:t>scrapy</w:t>
+      </w:r>
+      <w:proofErr w:type="spellEnd"/>
+      <w:proofErr w:type="gramEnd"/>
+      <w:r>
+        <w:t xml:space="preserve"> </w:t>
+      </w:r>
+      <w:r>
+        <w:rPr>
+          <w:rStyle w:val="n"/>
+          <w:rFonts w:eastAsiaTheme="majorEastAsia"/>
+        </w:rPr>
+        <w:t>crawl</w:t>
+      </w:r>
+      <w:r>
+        <w:t xml:space="preserve"> </w:t>
+      </w:r>
+      <w:proofErr w:type="spellStart"/>
+      <w:r>
+        <w:rPr>
+          <w:rStyle w:val="n"/>
+          <w:rFonts w:eastAsiaTheme="majorEastAsia"/>
+        </w:rPr>
+        <w:t>myspider</w:t>
+      </w:r>
+      <w:proofErr w:type="spellEnd"/>
+      <w:r>
+        <w:t xml:space="preserve"> </w:t>
+      </w:r>
+      <w:r>
+        <w:rPr>
+          <w:rStyle w:val="o"/>
+        </w:rPr>
+        <w:t>-</w:t>
+      </w:r>
+      <w:r>
+        <w:rPr>
+          <w:rStyle w:val="n"/>
+          <w:rFonts w:eastAsiaTheme="majorEastAsia"/>
+        </w:rPr>
+        <w:t>a</w:t>
+      </w:r>
+      <w:r>
+        <w:t xml:space="preserve"> </w:t>
+      </w:r>
+      <w:proofErr w:type="spellStart"/>
+      <w:r>
+        <w:rPr>
+          <w:rStyle w:val="n"/>
+          <w:rFonts w:eastAsiaTheme="majorEastAsia"/>
+        </w:rPr>
+        <w:t>category</w:t>
+      </w:r>
+      <w:proofErr w:type="spellEnd"/>
+      <w:r>
+        <w:rPr>
+          <w:rStyle w:val="o"/>
+        </w:rPr>
+        <w:t>=</w:t>
+      </w:r>
+      <w:proofErr w:type="spellStart"/>
+      <w:r>
+        <w:rPr>
+          <w:rStyle w:val="n"/>
+          <w:rFonts w:eastAsiaTheme="majorEastAsia"/>
+        </w:rPr>
+        <w:t>electronics</w:t>
+      </w:r>
+      <w:proofErr w:type="spellEnd"/>
+    </w:p>
+    <w:p/>
+    <w:p>
+      <w:pPr>
+        <w:pStyle w:val="NormalWeb"/>
+      </w:pPr>
+      <w:r>
+        <w:t xml:space="preserve">A </w:t>
+      </w:r>
+      <w:proofErr w:type="spellStart"/>
+      <w:r>
+        <w:t>valid</w:t>
+      </w:r>
+      <w:proofErr w:type="spellEnd"/>
+      <w:r>
+        <w:t xml:space="preserve"> use case </w:t>
+      </w:r>
+      <w:proofErr w:type="spellStart"/>
+      <w:r>
+        <w:t>is</w:t>
+      </w:r>
+      <w:proofErr w:type="spellEnd"/>
+      <w:r>
+        <w:t xml:space="preserve"> to set the http </w:t>
+      </w:r>
+      <w:proofErr w:type="spellStart"/>
+      <w:r>
+        <w:t>auth</w:t>
+      </w:r>
+      <w:proofErr w:type="spellEnd"/>
+      <w:r>
+        <w:t xml:space="preserve"> </w:t>
+      </w:r>
+      <w:proofErr w:type="spellStart"/>
+      <w:r>
+        <w:t>credentials</w:t>
+      </w:r>
+      <w:proofErr w:type="spellEnd"/>
+      <w:r>
+        <w:t xml:space="preserve"> </w:t>
+      </w:r>
+      <w:proofErr w:type="spellStart"/>
+      <w:r>
+        <w:t>used</w:t>
+      </w:r>
+      <w:proofErr w:type="spellEnd"/>
+      <w:r>
+        <w:t xml:space="preserve"> by </w:t>
+      </w:r>
+      <w:hyperlink r:id="rId10" w:anchor="scrapy.downloadermiddlewares.httpauth.HttpAuthMiddleware" w:tooltip="scrapy.downloadermiddlewares.httpauth.HttpAuthMiddleware" w:history="1">
+        <w:proofErr w:type="spellStart"/>
+        <w:r>
+          <w:rPr>
+            <w:rStyle w:val="pre"/>
+            <w:rFonts w:ascii="Courier New" w:hAnsi="Courier New" w:cs="Courier New"/>
+            <w:color w:val="0000FF"/>
+            <w:sz w:val="20"/>
+            <w:szCs w:val="20"/>
+            <w:u w:val="single"/>
+          </w:rPr>
+          <w:t>HttpAuthMiddleware</w:t>
+        </w:r>
+        <w:proofErr w:type="spellEnd"/>
+      </w:hyperlink>
+      <w:r>
+        <w:t xml:space="preserve"> or the user agent </w:t>
+      </w:r>
+      <w:proofErr w:type="spellStart"/>
+      <w:r>
+        <w:t>used</w:t>
+      </w:r>
+      <w:proofErr w:type="spellEnd"/>
+      <w:r>
+        <w:t xml:space="preserve"> by </w:t>
+      </w:r>
+      <w:hyperlink r:id="rId11" w:anchor="scrapy.downloadermiddlewares.useragent.UserAgentMiddleware" w:tooltip="scrapy.downloadermiddlewares.useragent.UserAgentMiddleware" w:history="1">
+        <w:proofErr w:type="spellStart"/>
+        <w:r>
+          <w:rPr>
+            <w:rStyle w:val="pre"/>
+            <w:rFonts w:ascii="Courier New" w:hAnsi="Courier New" w:cs="Courier New"/>
+            <w:color w:val="0000FF"/>
+            <w:sz w:val="20"/>
+            <w:szCs w:val="20"/>
+            <w:u w:val="single"/>
+          </w:rPr>
+          <w:t>UserAgentMiddleware</w:t>
+        </w:r>
+        <w:proofErr w:type="spellEnd"/>
+      </w:hyperlink>
+      <w:r>
+        <w:t>:</w:t>
+      </w:r>
+    </w:p>
+    <w:p>
+      <w:pPr>
+        <w:pStyle w:val="PrformatHTML"/>
+      </w:pPr>
+      <w:proofErr w:type="spellStart"/>
+      <w:proofErr w:type="gramStart"/>
+      <w:r>
+        <w:rPr>
+          <w:rStyle w:val="n"/>
+          <w:rFonts w:eastAsiaTheme="majorEastAsia"/>
+        </w:rPr>
+        <w:lastRenderedPageBreak/>
+        <w:t>scrapy</w:t>
+      </w:r>
+      <w:proofErr w:type="spellEnd"/>
+      <w:proofErr w:type="gramEnd"/>
+      <w:r>
+        <w:t xml:space="preserve"> </w:t>
+      </w:r>
+      <w:r>
+        <w:rPr>
+          <w:rStyle w:val="n"/>
+          <w:rFonts w:eastAsiaTheme="majorEastAsia"/>
+        </w:rPr>
+        <w:t>crawl</w:t>
+      </w:r>
+      <w:r>
+        <w:t xml:space="preserve"> </w:t>
+      </w:r>
+      <w:proofErr w:type="spellStart"/>
+      <w:r>
+        <w:rPr>
+          <w:rStyle w:val="n"/>
+          <w:rFonts w:eastAsiaTheme="majorEastAsia"/>
+        </w:rPr>
+        <w:t>myspider</w:t>
+      </w:r>
+      <w:proofErr w:type="spellEnd"/>
+      <w:r>
+        <w:t xml:space="preserve"> </w:t>
+      </w:r>
+      <w:r>
+        <w:rPr>
+          <w:rStyle w:val="o"/>
+          <w:rFonts w:eastAsiaTheme="majorEastAsia"/>
+        </w:rPr>
+        <w:t>-</w:t>
+      </w:r>
+      <w:r>
+        <w:rPr>
+          <w:rStyle w:val="n"/>
+          <w:rFonts w:eastAsiaTheme="majorEastAsia"/>
+        </w:rPr>
+        <w:t>a</w:t>
+      </w:r>
+      <w:r>
+        <w:t xml:space="preserve"> </w:t>
+      </w:r>
+      <w:proofErr w:type="spellStart"/>
+      <w:r>
+        <w:rPr>
+          <w:rStyle w:val="n"/>
+          <w:rFonts w:eastAsiaTheme="majorEastAsia"/>
+        </w:rPr>
+        <w:t>http_user</w:t>
+      </w:r>
+      <w:proofErr w:type="spellEnd"/>
+      <w:r>
+        <w:rPr>
+          <w:rStyle w:val="o"/>
+          <w:rFonts w:eastAsiaTheme="majorEastAsia"/>
+        </w:rPr>
+        <w:t>=</w:t>
+      </w:r>
+      <w:proofErr w:type="spellStart"/>
+      <w:r>
+        <w:rPr>
+          <w:rStyle w:val="n"/>
+          <w:rFonts w:eastAsiaTheme="majorEastAsia"/>
+        </w:rPr>
+        <w:t>myuser</w:t>
+      </w:r>
+      <w:proofErr w:type="spellEnd"/>
+      <w:r>
+        <w:t xml:space="preserve"> </w:t>
+      </w:r>
+      <w:r>
+        <w:rPr>
+          <w:rStyle w:val="o"/>
+          <w:rFonts w:eastAsiaTheme="majorEastAsia"/>
+        </w:rPr>
+        <w:t>-</w:t>
+      </w:r>
+      <w:r>
+        <w:rPr>
+          <w:rStyle w:val="n"/>
+          <w:rFonts w:eastAsiaTheme="majorEastAsia"/>
+        </w:rPr>
+        <w:t>a</w:t>
+      </w:r>
+      <w:r>
+        <w:t xml:space="preserve"> </w:t>
+      </w:r>
+      <w:proofErr w:type="spellStart"/>
+      <w:r>
+        <w:rPr>
+          <w:rStyle w:val="n"/>
+          <w:rFonts w:eastAsiaTheme="majorEastAsia"/>
+        </w:rPr>
+        <w:t>http_pass</w:t>
+      </w:r>
+      <w:proofErr w:type="spellEnd"/>
+      <w:r>
+        <w:rPr>
+          <w:rStyle w:val="o"/>
+          <w:rFonts w:eastAsiaTheme="majorEastAsia"/>
+        </w:rPr>
+        <w:t>=</w:t>
+      </w:r>
+      <w:proofErr w:type="spellStart"/>
+      <w:r>
+        <w:rPr>
+          <w:rStyle w:val="n"/>
+          <w:rFonts w:eastAsiaTheme="majorEastAsia"/>
+        </w:rPr>
+        <w:t>mypassword</w:t>
+      </w:r>
+      <w:proofErr w:type="spellEnd"/>
+      <w:r>
+        <w:t xml:space="preserve"> </w:t>
+      </w:r>
+      <w:r>
+        <w:rPr>
+          <w:rStyle w:val="o"/>
+          <w:rFonts w:eastAsiaTheme="majorEastAsia"/>
+        </w:rPr>
+        <w:t>-</w:t>
+      </w:r>
+      <w:r>
+        <w:rPr>
+          <w:rStyle w:val="n"/>
+          <w:rFonts w:eastAsiaTheme="majorEastAsia"/>
+        </w:rPr>
+        <w:t>a</w:t>
+      </w:r>
+      <w:r>
+        <w:t xml:space="preserve"> </w:t>
+      </w:r>
+      <w:proofErr w:type="spellStart"/>
+      <w:r>
+        <w:rPr>
+          <w:rStyle w:val="n"/>
+          <w:rFonts w:eastAsiaTheme="majorEastAsia"/>
+        </w:rPr>
+        <w:t>user_agent</w:t>
+      </w:r>
+      <w:proofErr w:type="spellEnd"/>
+      <w:r>
+        <w:rPr>
+          <w:rStyle w:val="o"/>
+          <w:rFonts w:eastAsiaTheme="majorEastAsia"/>
+        </w:rPr>
+        <w:t>=</w:t>
+      </w:r>
+      <w:proofErr w:type="spellStart"/>
+      <w:r>
+        <w:rPr>
+          <w:rStyle w:val="n"/>
+          <w:rFonts w:eastAsiaTheme="majorEastAsia"/>
+        </w:rPr>
+        <w:t>mybot</w:t>
+      </w:r>
+      <w:proofErr w:type="spellEnd"/>
+    </w:p>
+    <w:p>
+      <w:pPr>
+        <w:pStyle w:val="NormalWeb"/>
+      </w:pPr>
+      <w:r>
+        <w:t xml:space="preserve">Spider arguments can </w:t>
+      </w:r>
+      <w:proofErr w:type="spellStart"/>
+      <w:r>
+        <w:t>also</w:t>
+      </w:r>
+      <w:proofErr w:type="spellEnd"/>
+      <w:r>
+        <w:t xml:space="preserve"> </w:t>
+      </w:r>
+      <w:proofErr w:type="spellStart"/>
+      <w:r>
+        <w:t>be</w:t>
+      </w:r>
+      <w:proofErr w:type="spellEnd"/>
+      <w:r>
+        <w:t xml:space="preserve"> </w:t>
+      </w:r>
+      <w:proofErr w:type="spellStart"/>
+      <w:r>
+        <w:t>passed</w:t>
+      </w:r>
+      <w:proofErr w:type="spellEnd"/>
+      <w:r>
+        <w:t xml:space="preserve"> </w:t>
+      </w:r>
+      <w:proofErr w:type="spellStart"/>
+      <w:r>
+        <w:t>through</w:t>
+      </w:r>
+      <w:proofErr w:type="spellEnd"/>
+      <w:r>
+        <w:t xml:space="preserve"> the </w:t>
+      </w:r>
+      <w:proofErr w:type="spellStart"/>
+      <w:r>
+        <w:t>Scrapyd</w:t>
+      </w:r>
+      <w:proofErr w:type="spellEnd"/>
+      <w:r>
+        <w:t xml:space="preserve"> </w:t>
+      </w:r>
+      <w:proofErr w:type="spellStart"/>
+      <w:proofErr w:type="gramStart"/>
+      <w:r>
+        <w:rPr>
+          <w:rStyle w:val="pre"/>
+          <w:rFonts w:ascii="Courier New" w:hAnsi="Courier New" w:cs="Courier New"/>
+          <w:sz w:val="20"/>
+          <w:szCs w:val="20"/>
+        </w:rPr>
+        <w:t>schedule.json</w:t>
+      </w:r>
+      <w:proofErr w:type="spellEnd"/>
+      <w:proofErr w:type="gramEnd"/>
+      <w:r>
+        <w:t xml:space="preserve"> API. </w:t>
+      </w:r>
+      <w:proofErr w:type="spellStart"/>
+      <w:r>
+        <w:t>See</w:t>
+      </w:r>
+      <w:proofErr w:type="spellEnd"/>
+      <w:r>
+        <w:t xml:space="preserve"> </w:t>
+      </w:r>
+      <w:hyperlink r:id="rId12" w:history="1">
+        <w:proofErr w:type="spellStart"/>
+        <w:r>
+          <w:rPr>
+            <w:rStyle w:val="Lienhypertexte"/>
+            <w:rFonts w:eastAsiaTheme="majorEastAsia"/>
+          </w:rPr>
+          <w:t>Scrapyd</w:t>
+        </w:r>
+        <w:proofErr w:type="spellEnd"/>
+        <w:r>
+          <w:rPr>
+            <w:rStyle w:val="Lienhypertexte"/>
+            <w:rFonts w:eastAsiaTheme="majorEastAsia"/>
+          </w:rPr>
+          <w:t xml:space="preserve"> documentation</w:t>
+        </w:r>
+      </w:hyperlink>
+      <w:r>
+        <w:t>.</w:t>
+      </w:r>
+    </w:p>
+    <w:p/>
+    <w:p/>
+    <w:p>
+      <w:hyperlink r:id="rId13" w:history="1">
+        <w:r>
+          <w:rPr>
+            <w:rStyle w:val="Lienhypertexte"/>
+          </w:rPr>
+          <w:t>https://docs.scrapy.org/en/latest/topics/practices.html#avoiding-getting-banned</w:t>
+        </w:r>
+      </w:hyperlink>
+    </w:p>
+    <w:p>
+      <w:pPr>
+        <w:pStyle w:val="Titre2"/>
+        <w:rPr>
+          <w:rFonts w:ascii="Times New Roman" w:hAnsi="Times New Roman"/>
+        </w:rPr>
+      </w:pPr>
+      <w:proofErr w:type="spellStart"/>
+      <w:r>
+        <w:t>Avoiding</w:t>
+      </w:r>
+      <w:proofErr w:type="spellEnd"/>
+      <w:r>
+        <w:t xml:space="preserve"> </w:t>
+      </w:r>
+      <w:proofErr w:type="spellStart"/>
+      <w:r>
+        <w:t>getting</w:t>
+      </w:r>
+      <w:proofErr w:type="spellEnd"/>
+      <w:r>
+        <w:t xml:space="preserve"> </w:t>
+      </w:r>
+      <w:proofErr w:type="spellStart"/>
+      <w:r>
+        <w:t>banned</w:t>
+      </w:r>
+      <w:proofErr w:type="spellEnd"/>
+      <w:r>
+        <w:fldChar w:fldCharType="begin"/>
+      </w:r>
+      <w:r>
+        <w:instrText>HYPERLINK "https://docs.scrapy.org/en/latest/topics/practices.html" \l "avoiding-getting-banned" \o "Permalink to this heading"</w:instrText>
+      </w:r>
+      <w:r>
+        <w:fldChar w:fldCharType="separate"/>
+      </w:r>
+      <w:r>
+        <w:rPr>
+          <w:rStyle w:val="Lienhypertexte"/>
+        </w:rPr>
+        <w:t>¶</w:t>
+      </w:r>
+      <w:r>
+        <w:fldChar w:fldCharType="end"/>
+      </w:r>
+    </w:p>
+    <w:p>
+      <w:pPr>
+        <w:pStyle w:val="NormalWeb"/>
+      </w:pPr>
+      <w:proofErr w:type="spellStart"/>
+      <w:r>
+        <w:t>Some</w:t>
+      </w:r>
+      <w:proofErr w:type="spellEnd"/>
+      <w:r>
+        <w:t xml:space="preserve"> </w:t>
+      </w:r>
+      <w:proofErr w:type="spellStart"/>
+      <w:r>
+        <w:t>websites</w:t>
+      </w:r>
+      <w:proofErr w:type="spellEnd"/>
+      <w:r>
+        <w:t xml:space="preserve"> </w:t>
+      </w:r>
+      <w:proofErr w:type="spellStart"/>
+      <w:r>
+        <w:t>implement</w:t>
+      </w:r>
+      <w:proofErr w:type="spellEnd"/>
+      <w:r>
+        <w:t xml:space="preserve"> certain </w:t>
+      </w:r>
+      <w:proofErr w:type="spellStart"/>
+      <w:r>
+        <w:t>measures</w:t>
+      </w:r>
+      <w:proofErr w:type="spellEnd"/>
+      <w:r>
+        <w:t xml:space="preserve"> to </w:t>
+      </w:r>
+      <w:proofErr w:type="spellStart"/>
+      <w:r>
+        <w:t>prevent</w:t>
+      </w:r>
+      <w:proofErr w:type="spellEnd"/>
+      <w:r>
+        <w:t xml:space="preserve"> bots </w:t>
+      </w:r>
+      <w:proofErr w:type="spellStart"/>
+      <w:r>
+        <w:t>from</w:t>
+      </w:r>
+      <w:proofErr w:type="spellEnd"/>
+      <w:r>
+        <w:t xml:space="preserve"> </w:t>
+      </w:r>
+      <w:proofErr w:type="spellStart"/>
+      <w:r>
+        <w:t>crawling</w:t>
+      </w:r>
+      <w:proofErr w:type="spellEnd"/>
+      <w:r>
+        <w:t xml:space="preserve"> </w:t>
+      </w:r>
+      <w:proofErr w:type="spellStart"/>
+      <w:r>
+        <w:t>them</w:t>
+      </w:r>
+      <w:proofErr w:type="spellEnd"/>
+      <w:r>
+        <w:t xml:space="preserve">, </w:t>
+      </w:r>
+      <w:proofErr w:type="spellStart"/>
+      <w:r>
+        <w:t>with</w:t>
+      </w:r>
+      <w:proofErr w:type="spellEnd"/>
+      <w:r>
+        <w:t xml:space="preserve"> </w:t>
+      </w:r>
+      <w:proofErr w:type="spellStart"/>
+      <w:r>
+        <w:t>varying</w:t>
+      </w:r>
+      <w:proofErr w:type="spellEnd"/>
+      <w:r>
+        <w:t xml:space="preserve"> </w:t>
+      </w:r>
+      <w:proofErr w:type="spellStart"/>
+      <w:r>
+        <w:t>degrees</w:t>
+      </w:r>
+      <w:proofErr w:type="spellEnd"/>
+      <w:r>
+        <w:t xml:space="preserve"> of sophistication. </w:t>
+      </w:r>
+      <w:proofErr w:type="spellStart"/>
+      <w:r>
+        <w:t>Getting</w:t>
+      </w:r>
+      <w:proofErr w:type="spellEnd"/>
+      <w:r>
+        <w:t xml:space="preserve"> </w:t>
+      </w:r>
+      <w:proofErr w:type="spellStart"/>
+      <w:r>
+        <w:t>around</w:t>
+      </w:r>
+      <w:proofErr w:type="spellEnd"/>
+      <w:r>
+        <w:t xml:space="preserve"> </w:t>
+      </w:r>
+      <w:proofErr w:type="spellStart"/>
+      <w:r>
+        <w:t>those</w:t>
+      </w:r>
+      <w:proofErr w:type="spellEnd"/>
+      <w:r>
+        <w:t xml:space="preserve"> </w:t>
+      </w:r>
+      <w:proofErr w:type="spellStart"/>
+      <w:r>
+        <w:t>measures</w:t>
+      </w:r>
+      <w:proofErr w:type="spellEnd"/>
+      <w:r>
+        <w:t xml:space="preserve"> can </w:t>
+      </w:r>
+      <w:proofErr w:type="spellStart"/>
+      <w:r>
+        <w:t>be</w:t>
+      </w:r>
+      <w:proofErr w:type="spellEnd"/>
+      <w:r>
+        <w:t xml:space="preserve"> </w:t>
+      </w:r>
+      <w:proofErr w:type="spellStart"/>
+      <w:r>
+        <w:t>difficult</w:t>
+      </w:r>
+      <w:proofErr w:type="spellEnd"/>
+      <w:r>
+        <w:t xml:space="preserve"> and </w:t>
+      </w:r>
+      <w:proofErr w:type="spellStart"/>
+      <w:r>
+        <w:t>tricky</w:t>
+      </w:r>
+      <w:proofErr w:type="spellEnd"/>
+      <w:r>
+        <w:t xml:space="preserve">, and </w:t>
+      </w:r>
+      <w:proofErr w:type="spellStart"/>
+      <w:r>
+        <w:t>may</w:t>
+      </w:r>
+      <w:proofErr w:type="spellEnd"/>
+      <w:r>
+        <w:t xml:space="preserve"> </w:t>
+      </w:r>
+      <w:proofErr w:type="spellStart"/>
+      <w:r>
+        <w:t>sometimes</w:t>
+      </w:r>
+      <w:proofErr w:type="spellEnd"/>
+      <w:r>
+        <w:t xml:space="preserve"> </w:t>
+      </w:r>
+      <w:proofErr w:type="spellStart"/>
+      <w:r>
+        <w:t>require</w:t>
+      </w:r>
+      <w:proofErr w:type="spellEnd"/>
+      <w:r>
+        <w:t xml:space="preserve"> </w:t>
+      </w:r>
+      <w:proofErr w:type="spellStart"/>
+      <w:r>
+        <w:t>special</w:t>
+      </w:r>
+      <w:proofErr w:type="spellEnd"/>
+      <w:r>
+        <w:t xml:space="preserve"> infrastructure. </w:t>
+      </w:r>
+      <w:proofErr w:type="spellStart"/>
+      <w:r>
+        <w:t>Please</w:t>
+      </w:r>
+      <w:proofErr w:type="spellEnd"/>
+      <w:r>
+        <w:t xml:space="preserve"> </w:t>
+      </w:r>
+      <w:proofErr w:type="spellStart"/>
+      <w:r>
+        <w:t>consider</w:t>
+      </w:r>
+      <w:proofErr w:type="spellEnd"/>
+      <w:r>
+        <w:t xml:space="preserve"> </w:t>
+      </w:r>
+      <w:proofErr w:type="spellStart"/>
+      <w:r>
+        <w:t>contacting</w:t>
+      </w:r>
+      <w:proofErr w:type="spellEnd"/>
+      <w:r>
+        <w:t xml:space="preserve"> </w:t>
+      </w:r>
+      <w:hyperlink r:id="rId14" w:history="1">
+        <w:r>
+          <w:rPr>
+            <w:rStyle w:val="Lienhypertexte"/>
+            <w:rFonts w:eastAsiaTheme="majorEastAsia"/>
+          </w:rPr>
+          <w:t>commercial support</w:t>
+        </w:r>
+      </w:hyperlink>
+      <w:r>
+        <w:t xml:space="preserve"> if in </w:t>
+      </w:r>
+      <w:proofErr w:type="spellStart"/>
+      <w:r>
+        <w:t>doubt</w:t>
+      </w:r>
+      <w:proofErr w:type="spellEnd"/>
+      <w:r>
+        <w:t>.</w:t>
+      </w:r>
+    </w:p>
+    <w:p>
+      <w:pPr>
+        <w:pStyle w:val="NormalWeb"/>
+      </w:pPr>
+      <w:proofErr w:type="spellStart"/>
+      <w:r>
+        <w:t>Here</w:t>
+      </w:r>
+      <w:proofErr w:type="spellEnd"/>
+      <w:r>
+        <w:t xml:space="preserve"> are </w:t>
+      </w:r>
+      <w:proofErr w:type="spellStart"/>
+      <w:r>
+        <w:t>some</w:t>
+      </w:r>
+      <w:proofErr w:type="spellEnd"/>
+      <w:r>
+        <w:t xml:space="preserve"> </w:t>
+      </w:r>
+      <w:proofErr w:type="spellStart"/>
+      <w:r>
+        <w:t>tips</w:t>
+      </w:r>
+      <w:proofErr w:type="spellEnd"/>
+      <w:r>
+        <w:t xml:space="preserve"> to </w:t>
+      </w:r>
+      <w:proofErr w:type="spellStart"/>
+      <w:r>
+        <w:t>keep</w:t>
+      </w:r>
+      <w:proofErr w:type="spellEnd"/>
+      <w:r>
+        <w:t xml:space="preserve"> in </w:t>
+      </w:r>
+      <w:proofErr w:type="spellStart"/>
+      <w:r>
+        <w:t>mind</w:t>
+      </w:r>
+      <w:proofErr w:type="spellEnd"/>
+      <w:r>
+        <w:t xml:space="preserve"> </w:t>
+      </w:r>
+      <w:proofErr w:type="spellStart"/>
+      <w:r>
+        <w:t>when</w:t>
+      </w:r>
+      <w:proofErr w:type="spellEnd"/>
+      <w:r>
+        <w:t xml:space="preserve"> </w:t>
+      </w:r>
+      <w:proofErr w:type="spellStart"/>
+      <w:r>
+        <w:t>dealing</w:t>
+      </w:r>
+      <w:proofErr w:type="spellEnd"/>
+      <w:r>
+        <w:t xml:space="preserve"> </w:t>
+      </w:r>
+      <w:proofErr w:type="spellStart"/>
+      <w:r>
+        <w:t>with</w:t>
+      </w:r>
+      <w:proofErr w:type="spellEnd"/>
+      <w:r>
+        <w:t xml:space="preserve"> </w:t>
+      </w:r>
+      <w:proofErr w:type="spellStart"/>
+      <w:r>
+        <w:t>these</w:t>
+      </w:r>
+      <w:proofErr w:type="spellEnd"/>
+      <w:r>
+        <w:t xml:space="preserve"> </w:t>
+      </w:r>
+      <w:proofErr w:type="spellStart"/>
+      <w:r>
+        <w:t>kinds</w:t>
+      </w:r>
+      <w:proofErr w:type="spellEnd"/>
+      <w:r>
+        <w:t xml:space="preserve"> of </w:t>
+      </w:r>
+      <w:proofErr w:type="gramStart"/>
+      <w:r>
+        <w:t>sites:</w:t>
+      </w:r>
+      <w:proofErr w:type="gramEnd"/>
+    </w:p>
+    <w:p>
+      <w:pPr>
+        <w:pStyle w:val="NormalWeb"/>
+        <w:numPr>
+          <w:ilvl w:val="0"/>
+          <w:numId w:val="7"/>
+        </w:numPr>
+      </w:pPr>
+      <w:proofErr w:type="spellStart"/>
+      <w:proofErr w:type="gramStart"/>
+      <w:r>
+        <w:t>rotate</w:t>
+      </w:r>
+      <w:proofErr w:type="spellEnd"/>
+      <w:proofErr w:type="gramEnd"/>
+      <w:r>
+        <w:t xml:space="preserve"> </w:t>
+      </w:r>
+      <w:proofErr w:type="spellStart"/>
+      <w:r>
+        <w:t>your</w:t>
+      </w:r>
+      <w:proofErr w:type="spellEnd"/>
+      <w:r>
+        <w:t xml:space="preserve"> user agent </w:t>
+      </w:r>
+      <w:proofErr w:type="spellStart"/>
+      <w:r>
+        <w:t>from</w:t>
+      </w:r>
+      <w:proofErr w:type="spellEnd"/>
+      <w:r>
+        <w:t xml:space="preserve"> a pool of </w:t>
+      </w:r>
+      <w:proofErr w:type="spellStart"/>
+      <w:r>
+        <w:t>well-known</w:t>
+      </w:r>
+      <w:proofErr w:type="spellEnd"/>
+      <w:r>
+        <w:t xml:space="preserve"> </w:t>
+      </w:r>
+      <w:proofErr w:type="spellStart"/>
+      <w:r>
+        <w:t>ones</w:t>
+      </w:r>
+      <w:proofErr w:type="spellEnd"/>
+      <w:r>
+        <w:t xml:space="preserve"> </w:t>
+      </w:r>
+      <w:proofErr w:type="spellStart"/>
+      <w:r>
+        <w:t>from</w:t>
+      </w:r>
+      <w:proofErr w:type="spellEnd"/>
+      <w:r>
+        <w:t xml:space="preserve"> browsers (google </w:t>
+      </w:r>
+      <w:proofErr w:type="spellStart"/>
+      <w:r>
+        <w:t>around</w:t>
+      </w:r>
+      <w:proofErr w:type="spellEnd"/>
+      <w:r>
+        <w:t xml:space="preserve"> to </w:t>
+      </w:r>
+      <w:proofErr w:type="spellStart"/>
+      <w:r>
+        <w:t>get</w:t>
+      </w:r>
+      <w:proofErr w:type="spellEnd"/>
+      <w:r>
+        <w:t xml:space="preserve"> a </w:t>
+      </w:r>
+      <w:proofErr w:type="spellStart"/>
+      <w:r>
+        <w:t>list</w:t>
+      </w:r>
+      <w:proofErr w:type="spellEnd"/>
+      <w:r>
+        <w:t xml:space="preserve"> of </w:t>
+      </w:r>
+      <w:proofErr w:type="spellStart"/>
+      <w:r>
+        <w:t>them</w:t>
+      </w:r>
+      <w:proofErr w:type="spellEnd"/>
+      <w:r>
+        <w:t>)</w:t>
+      </w:r>
+    </w:p>
+    <w:p>
+      <w:pPr>
+        <w:pStyle w:val="NormalWeb"/>
+        <w:numPr>
+          <w:ilvl w:val="0"/>
+          <w:numId w:val="7"/>
+        </w:numPr>
+      </w:pPr>
+      <w:proofErr w:type="spellStart"/>
+      <w:proofErr w:type="gramStart"/>
+      <w:r>
+        <w:t>disable</w:t>
+      </w:r>
+      <w:proofErr w:type="spellEnd"/>
+      <w:proofErr w:type="gramEnd"/>
+      <w:r>
+        <w:t xml:space="preserve"> cookies (</w:t>
+      </w:r>
+      <w:proofErr w:type="spellStart"/>
+      <w:r>
+        <w:t>see</w:t>
+      </w:r>
+      <w:proofErr w:type="spellEnd"/>
+      <w:r>
+        <w:t xml:space="preserve"> </w:t>
+      </w:r>
+      <w:hyperlink r:id="rId15" w:anchor="std-setting-COOKIES_ENABLED" w:history="1">
+        <w:r>
+          <w:rPr>
+            <w:rStyle w:val="pre"/>
+            <w:rFonts w:ascii="Courier New" w:eastAsiaTheme="majorEastAsia" w:hAnsi="Courier New" w:cs="Courier New"/>
+            <w:color w:val="0000FF"/>
+            <w:sz w:val="20"/>
+            <w:szCs w:val="20"/>
+            <w:u w:val="single"/>
+          </w:rPr>
+          <w:t>COOKIES_ENABLED</w:t>
+        </w:r>
+      </w:hyperlink>
+      <w:r>
+        <w:t xml:space="preserve">) as </w:t>
+      </w:r>
+      <w:proofErr w:type="spellStart"/>
+      <w:r>
+        <w:t>some</w:t>
+      </w:r>
+      <w:proofErr w:type="spellEnd"/>
+      <w:r>
+        <w:t xml:space="preserve"> sites </w:t>
+      </w:r>
+      <w:proofErr w:type="spellStart"/>
+      <w:r>
+        <w:t>may</w:t>
+      </w:r>
+      <w:proofErr w:type="spellEnd"/>
+      <w:r>
+        <w:t xml:space="preserve"> use cookies to spot bot </w:t>
+      </w:r>
+      <w:proofErr w:type="spellStart"/>
+      <w:r>
+        <w:t>behaviour</w:t>
+      </w:r>
+      <w:proofErr w:type="spellEnd"/>
+    </w:p>
+    <w:p>
+      <w:pPr>
+        <w:pStyle w:val="NormalWeb"/>
+        <w:numPr>
+          <w:ilvl w:val="0"/>
+          <w:numId w:val="7"/>
+        </w:numPr>
+      </w:pPr>
+      <w:proofErr w:type="gramStart"/>
+      <w:r>
+        <w:t>use</w:t>
+      </w:r>
+      <w:proofErr w:type="gramEnd"/>
+      <w:r>
+        <w:t xml:space="preserve"> download </w:t>
+      </w:r>
+      <w:proofErr w:type="spellStart"/>
+      <w:r>
+        <w:t>delays</w:t>
+      </w:r>
+      <w:proofErr w:type="spellEnd"/>
+      <w:r>
+        <w:t xml:space="preserve"> (2 or </w:t>
+      </w:r>
+      <w:proofErr w:type="spellStart"/>
+      <w:r>
+        <w:t>higher</w:t>
+      </w:r>
+      <w:proofErr w:type="spellEnd"/>
+      <w:r>
+        <w:t xml:space="preserve">). </w:t>
+      </w:r>
+      <w:proofErr w:type="spellStart"/>
+      <w:r>
+        <w:t>See</w:t>
+      </w:r>
+      <w:proofErr w:type="spellEnd"/>
+      <w:r>
+        <w:t xml:space="preserve"> </w:t>
+      </w:r>
+      <w:hyperlink r:id="rId16" w:anchor="std-setting-DOWNLOAD_DELAY" w:history="1">
+        <w:r>
+          <w:rPr>
+            <w:rStyle w:val="pre"/>
+            <w:rFonts w:ascii="Courier New" w:eastAsiaTheme="majorEastAsia" w:hAnsi="Courier New" w:cs="Courier New"/>
+            <w:color w:val="0000FF"/>
+            <w:sz w:val="20"/>
+            <w:szCs w:val="20"/>
+            <w:u w:val="single"/>
+          </w:rPr>
+          <w:t>DOWNLOAD_DELAY</w:t>
+        </w:r>
+      </w:hyperlink>
+      <w:r>
+        <w:t xml:space="preserve"> setting.</w:t>
+      </w:r>
+    </w:p>
+    <w:p>
+      <w:pPr>
+        <w:pStyle w:val="NormalWeb"/>
+        <w:numPr>
+          <w:ilvl w:val="0"/>
+          <w:numId w:val="7"/>
+        </w:numPr>
+      </w:pPr>
+      <w:proofErr w:type="gramStart"/>
+      <w:r>
+        <w:t>if</w:t>
+      </w:r>
+      <w:proofErr w:type="gramEnd"/>
+      <w:r>
+        <w:t xml:space="preserve"> possible, use </w:t>
+      </w:r>
+      <w:hyperlink r:id="rId17" w:history="1">
+        <w:r>
+          <w:rPr>
+            <w:rStyle w:val="Lienhypertexte"/>
+            <w:rFonts w:eastAsiaTheme="majorEastAsia"/>
+          </w:rPr>
+          <w:t>Common Crawl</w:t>
+        </w:r>
+      </w:hyperlink>
+      <w:r>
+        <w:t xml:space="preserve"> to </w:t>
+      </w:r>
+      <w:proofErr w:type="spellStart"/>
+      <w:r>
+        <w:t>fetch</w:t>
+      </w:r>
+      <w:proofErr w:type="spellEnd"/>
+      <w:r>
+        <w:t xml:space="preserve"> pages, </w:t>
+      </w:r>
+      <w:proofErr w:type="spellStart"/>
+      <w:r>
+        <w:t>instead</w:t>
+      </w:r>
+      <w:proofErr w:type="spellEnd"/>
+      <w:r>
+        <w:t xml:space="preserve"> of </w:t>
+      </w:r>
+      <w:proofErr w:type="spellStart"/>
+      <w:r>
+        <w:t>hitting</w:t>
+      </w:r>
+      <w:proofErr w:type="spellEnd"/>
+      <w:r>
+        <w:t xml:space="preserve"> the sites </w:t>
+      </w:r>
+      <w:proofErr w:type="spellStart"/>
+      <w:r>
+        <w:t>directly</w:t>
+      </w:r>
+      <w:proofErr w:type="spellEnd"/>
+    </w:p>
+    <w:p>
+      <w:pPr>
+        <w:pStyle w:val="NormalWeb"/>
+        <w:numPr>
+          <w:ilvl w:val="0"/>
+          <w:numId w:val="7"/>
+        </w:numPr>
+      </w:pPr>
+      <w:proofErr w:type="gramStart"/>
+      <w:r>
+        <w:t>use</w:t>
+      </w:r>
+      <w:proofErr w:type="gramEnd"/>
+      <w:r>
+        <w:t xml:space="preserve"> a pool of </w:t>
+      </w:r>
+      <w:proofErr w:type="spellStart"/>
+      <w:r>
+        <w:t>rotating</w:t>
+      </w:r>
+      <w:proofErr w:type="spellEnd"/>
+      <w:r>
+        <w:t xml:space="preserve"> </w:t>
+      </w:r>
+      <w:proofErr w:type="spellStart"/>
+      <w:r>
+        <w:t>IPs</w:t>
+      </w:r>
+      <w:proofErr w:type="spellEnd"/>
+      <w:r>
+        <w:t xml:space="preserve">. For </w:t>
+      </w:r>
+      <w:proofErr w:type="spellStart"/>
+      <w:r>
+        <w:t>example</w:t>
+      </w:r>
+      <w:proofErr w:type="spellEnd"/>
+      <w:r>
+        <w:t xml:space="preserve">, the free </w:t>
+      </w:r>
+      <w:hyperlink r:id="rId18" w:history="1">
+        <w:r>
+          <w:rPr>
+            <w:rStyle w:val="Lienhypertexte"/>
+            <w:rFonts w:eastAsiaTheme="majorEastAsia"/>
+          </w:rPr>
+          <w:t xml:space="preserve">Tor </w:t>
+        </w:r>
+        <w:proofErr w:type="spellStart"/>
+        <w:r>
+          <w:rPr>
+            <w:rStyle w:val="Lienhypertexte"/>
+            <w:rFonts w:eastAsiaTheme="majorEastAsia"/>
+          </w:rPr>
+          <w:t>project</w:t>
+        </w:r>
+        <w:proofErr w:type="spellEnd"/>
+      </w:hyperlink>
+      <w:r>
+        <w:t xml:space="preserve"> or </w:t>
+      </w:r>
+      <w:proofErr w:type="spellStart"/>
+      <w:r>
+        <w:t>paid</w:t>
+      </w:r>
+      <w:proofErr w:type="spellEnd"/>
+      <w:r>
+        <w:t xml:space="preserve"> services like </w:t>
+      </w:r>
+      <w:hyperlink r:id="rId19" w:history="1">
+        <w:proofErr w:type="spellStart"/>
+        <w:r>
+          <w:rPr>
+            <w:rStyle w:val="Lienhypertexte"/>
+            <w:rFonts w:eastAsiaTheme="majorEastAsia"/>
+          </w:rPr>
+          <w:t>ProxyMesh</w:t>
+        </w:r>
+        <w:proofErr w:type="spellEnd"/>
+      </w:hyperlink>
+      <w:r>
+        <w:t xml:space="preserve">. An open source alternative </w:t>
+      </w:r>
+      <w:proofErr w:type="spellStart"/>
+      <w:r>
+        <w:t>is</w:t>
+      </w:r>
+      <w:proofErr w:type="spellEnd"/>
+      <w:r>
+        <w:t xml:space="preserve"> </w:t>
+      </w:r>
+      <w:hyperlink r:id="rId20" w:history="1">
+        <w:proofErr w:type="spellStart"/>
+        <w:r>
+          <w:rPr>
+            <w:rStyle w:val="Lienhypertexte"/>
+            <w:rFonts w:eastAsiaTheme="majorEastAsia"/>
+          </w:rPr>
+          <w:t>scrapoxy</w:t>
+        </w:r>
+        <w:proofErr w:type="spellEnd"/>
+      </w:hyperlink>
+      <w:r>
+        <w:t xml:space="preserve">, </w:t>
+      </w:r>
+      <w:proofErr w:type="gramStart"/>
+      <w:r>
+        <w:t>a</w:t>
+      </w:r>
+      <w:proofErr w:type="gramEnd"/>
+      <w:r>
+        <w:t xml:space="preserve"> super proxy </w:t>
+      </w:r>
+      <w:proofErr w:type="spellStart"/>
+      <w:r>
+        <w:t>that</w:t>
+      </w:r>
+      <w:proofErr w:type="spellEnd"/>
+      <w:r>
+        <w:t xml:space="preserve"> </w:t>
+      </w:r>
+      <w:proofErr w:type="spellStart"/>
+      <w:r>
+        <w:t>you</w:t>
+      </w:r>
+      <w:proofErr w:type="spellEnd"/>
+      <w:r>
+        <w:t xml:space="preserve"> can </w:t>
+      </w:r>
+      <w:proofErr w:type="spellStart"/>
+      <w:r>
+        <w:t>attach</w:t>
+      </w:r>
+      <w:proofErr w:type="spellEnd"/>
+      <w:r>
+        <w:t xml:space="preserve"> </w:t>
+      </w:r>
+      <w:proofErr w:type="spellStart"/>
+      <w:r>
+        <w:t>your</w:t>
+      </w:r>
+      <w:proofErr w:type="spellEnd"/>
+      <w:r>
+        <w:t xml:space="preserve"> </w:t>
+      </w:r>
+      <w:proofErr w:type="spellStart"/>
+      <w:r>
+        <w:t>own</w:t>
+      </w:r>
+      <w:proofErr w:type="spellEnd"/>
+      <w:r>
+        <w:t xml:space="preserve"> </w:t>
+      </w:r>
+      <w:proofErr w:type="spellStart"/>
+      <w:r>
+        <w:t>proxies</w:t>
+      </w:r>
+      <w:proofErr w:type="spellEnd"/>
+      <w:r>
+        <w:t xml:space="preserve"> to.</w:t>
+      </w:r>
+    </w:p>
+    <w:p>
+      <w:pPr>
+        <w:pStyle w:val="NormalWeb"/>
+        <w:numPr>
+          <w:ilvl w:val="0"/>
+          <w:numId w:val="7"/>
+        </w:numPr>
+      </w:pPr>
+      <w:proofErr w:type="gramStart"/>
+      <w:r>
+        <w:t>use</w:t>
+      </w:r>
+      <w:proofErr w:type="gramEnd"/>
+      <w:r>
+        <w:t xml:space="preserve"> a </w:t>
+      </w:r>
+      <w:proofErr w:type="spellStart"/>
+      <w:r>
+        <w:t>highly</w:t>
+      </w:r>
+      <w:proofErr w:type="spellEnd"/>
+      <w:r>
+        <w:t xml:space="preserve"> </w:t>
+      </w:r>
+      <w:proofErr w:type="spellStart"/>
+      <w:r>
+        <w:t>distributed</w:t>
+      </w:r>
+      <w:proofErr w:type="spellEnd"/>
+      <w:r>
+        <w:t xml:space="preserve"> downloader </w:t>
+      </w:r>
+      <w:proofErr w:type="spellStart"/>
+      <w:r>
+        <w:t>that</w:t>
+      </w:r>
+      <w:proofErr w:type="spellEnd"/>
+      <w:r>
+        <w:t xml:space="preserve"> </w:t>
+      </w:r>
+      <w:proofErr w:type="spellStart"/>
+      <w:r>
+        <w:t>circumvents</w:t>
+      </w:r>
+      <w:proofErr w:type="spellEnd"/>
+      <w:r>
+        <w:t xml:space="preserve"> bans </w:t>
+      </w:r>
+      <w:proofErr w:type="spellStart"/>
+      <w:r>
+        <w:t>internally</w:t>
+      </w:r>
+      <w:proofErr w:type="spellEnd"/>
+      <w:r>
+        <w:t xml:space="preserve">, </w:t>
+      </w:r>
+      <w:proofErr w:type="spellStart"/>
+      <w:r>
+        <w:t>so</w:t>
+      </w:r>
+      <w:proofErr w:type="spellEnd"/>
+      <w:r>
+        <w:t xml:space="preserve"> </w:t>
+      </w:r>
+      <w:proofErr w:type="spellStart"/>
+      <w:r>
+        <w:t>you</w:t>
+      </w:r>
+      <w:proofErr w:type="spellEnd"/>
+      <w:r>
+        <w:t xml:space="preserve"> can </w:t>
+      </w:r>
+      <w:proofErr w:type="spellStart"/>
+      <w:r>
+        <w:t>just</w:t>
+      </w:r>
+      <w:proofErr w:type="spellEnd"/>
+      <w:r>
+        <w:t xml:space="preserve"> focus on </w:t>
+      </w:r>
+      <w:proofErr w:type="spellStart"/>
+      <w:r>
+        <w:t>parsing</w:t>
+      </w:r>
+      <w:proofErr w:type="spellEnd"/>
+      <w:r>
+        <w:t xml:space="preserve"> clean pages. One </w:t>
+      </w:r>
+      <w:proofErr w:type="spellStart"/>
+      <w:r>
+        <w:t>example</w:t>
+      </w:r>
+      <w:proofErr w:type="spellEnd"/>
+      <w:r>
+        <w:t xml:space="preserve"> of </w:t>
+      </w:r>
+      <w:proofErr w:type="spellStart"/>
+      <w:r>
+        <w:t>such</w:t>
+      </w:r>
+      <w:proofErr w:type="spellEnd"/>
+      <w:r>
+        <w:t xml:space="preserve"> </w:t>
+      </w:r>
+      <w:proofErr w:type="spellStart"/>
+      <w:r>
+        <w:t>downloaders</w:t>
+      </w:r>
+      <w:proofErr w:type="spellEnd"/>
+      <w:r>
+        <w:t xml:space="preserve"> </w:t>
+      </w:r>
+      <w:proofErr w:type="spellStart"/>
+      <w:r>
+        <w:t>is</w:t>
+      </w:r>
+      <w:proofErr w:type="spellEnd"/>
+      <w:r>
+        <w:t xml:space="preserve"> </w:t>
+      </w:r>
+      <w:hyperlink r:id="rId21" w:history="1">
+        <w:proofErr w:type="spellStart"/>
+        <w:r>
+          <w:rPr>
+            <w:rStyle w:val="Lienhypertexte"/>
+            <w:rFonts w:eastAsiaTheme="majorEastAsia"/>
+          </w:rPr>
+          <w:t>Zyte</w:t>
+        </w:r>
+        <w:proofErr w:type="spellEnd"/>
+        <w:r>
+          <w:rPr>
+            <w:rStyle w:val="Lienhypertexte"/>
+            <w:rFonts w:eastAsiaTheme="majorEastAsia"/>
+          </w:rPr>
+          <w:t xml:space="preserve"> Smart Proxy Manager</w:t>
+        </w:r>
+      </w:hyperlink>
+    </w:p>
+    <w:p>
+      <w:pPr>
+        <w:pStyle w:val="NormalWeb"/>
+      </w:pPr>
+      <w:r>
+        <w:t xml:space="preserve">If </w:t>
+      </w:r>
+      <w:proofErr w:type="spellStart"/>
+      <w:r>
+        <w:t>you</w:t>
+      </w:r>
+      <w:proofErr w:type="spellEnd"/>
+      <w:r>
+        <w:t xml:space="preserve"> are </w:t>
+      </w:r>
+      <w:proofErr w:type="spellStart"/>
+      <w:r>
+        <w:t>still</w:t>
+      </w:r>
+      <w:proofErr w:type="spellEnd"/>
+      <w:r>
+        <w:t xml:space="preserve"> </w:t>
+      </w:r>
+      <w:proofErr w:type="spellStart"/>
+      <w:r>
+        <w:t>unable</w:t>
+      </w:r>
+      <w:proofErr w:type="spellEnd"/>
+      <w:r>
+        <w:t xml:space="preserve"> to </w:t>
+      </w:r>
+      <w:proofErr w:type="spellStart"/>
+      <w:r>
+        <w:t>prevent</w:t>
+      </w:r>
+      <w:proofErr w:type="spellEnd"/>
+      <w:r>
+        <w:t xml:space="preserve"> </w:t>
+      </w:r>
+      <w:proofErr w:type="spellStart"/>
+      <w:r>
+        <w:t>your</w:t>
+      </w:r>
+      <w:proofErr w:type="spellEnd"/>
+      <w:r>
+        <w:t xml:space="preserve"> bot </w:t>
+      </w:r>
+      <w:proofErr w:type="spellStart"/>
+      <w:r>
+        <w:t>getting</w:t>
+      </w:r>
+      <w:proofErr w:type="spellEnd"/>
+      <w:r>
+        <w:t xml:space="preserve"> </w:t>
+      </w:r>
+      <w:proofErr w:type="spellStart"/>
+      <w:r>
+        <w:t>banned</w:t>
+      </w:r>
+      <w:proofErr w:type="spellEnd"/>
+      <w:r>
+        <w:t xml:space="preserve">, </w:t>
+      </w:r>
+      <w:proofErr w:type="spellStart"/>
+      <w:r>
+        <w:t>consider</w:t>
+      </w:r>
+      <w:proofErr w:type="spellEnd"/>
+      <w:r>
+        <w:t xml:space="preserve"> </w:t>
+      </w:r>
+      <w:proofErr w:type="spellStart"/>
+      <w:r>
+        <w:t>contacting</w:t>
+      </w:r>
+      <w:proofErr w:type="spellEnd"/>
+      <w:r>
+        <w:t xml:space="preserve"> </w:t>
+      </w:r>
+      <w:hyperlink r:id="rId22" w:history="1">
+        <w:r>
+          <w:rPr>
+            <w:rStyle w:val="Lienhypertexte"/>
+            <w:rFonts w:eastAsiaTheme="majorEastAsia"/>
+          </w:rPr>
+          <w:t>commercial support</w:t>
+        </w:r>
+      </w:hyperlink>
+      <w:r>
+        <w:t>.</w:t>
+      </w:r>
+    </w:p>
+    <w:p/>
+    <w:p/>
+    <w:p/>
+    <w:p/>
+    <w:p>
+      <w:r>
+        <w:t>Pb log :</w:t>
+      </w:r>
+    </w:p>
+    <w:p/>
+    <w:p>
+      <w:r>
+        <w:t>Renommage en fin d’exécution :</w:t>
+      </w:r>
+    </w:p>
+    <w:p>
+      <w:proofErr w:type="gramStart"/>
+      <w:r>
+        <w:t>avec</w:t>
+      </w:r>
+      <w:proofErr w:type="gramEnd"/>
+      <w:r>
+        <w:t> :</w:t>
+      </w:r>
+    </w:p>
+    <w:p>
+      <w:pPr>
+        <w:pStyle w:val="Listing"/>
+      </w:pPr>
+      <w:r>
+        <w:t xml:space="preserve">    #</w:t>
+      </w:r>
+      <w:proofErr w:type="gramStart"/>
+      <w:r>
+        <w:t>os.rename</w:t>
+      </w:r>
+      <w:proofErr w:type="gramEnd"/>
+      <w:r>
+        <w:t xml:space="preserve">(GeneanetSpider.tmplogfile, </w:t>
+      </w:r>
+      <w:proofErr w:type="spellStart"/>
+      <w:r>
+        <w:t>final_logname</w:t>
+      </w:r>
+      <w:proofErr w:type="spellEnd"/>
+      <w:r>
+        <w:t>)</w:t>
+      </w:r>
+    </w:p>
+    <w:p>
+      <w:r>
+        <w:t>Erreur :</w:t>
+      </w:r>
+    </w:p>
+    <w:p>
+      <w:pPr>
+        <w:pStyle w:val="Listing"/>
+      </w:pPr>
+      <w:r>
+        <w:lastRenderedPageBreak/>
+        <w:t xml:space="preserve">Exception </w:t>
+      </w:r>
+      <w:proofErr w:type="spellStart"/>
+      <w:r>
+        <w:t>ignored</w:t>
+      </w:r>
+      <w:proofErr w:type="spellEnd"/>
+      <w:r>
+        <w:t xml:space="preserve"> in </w:t>
+      </w:r>
+      <w:proofErr w:type="spellStart"/>
+      <w:r>
+        <w:t>atexit</w:t>
+      </w:r>
+      <w:proofErr w:type="spellEnd"/>
+      <w:r>
+        <w:t xml:space="preserve"> </w:t>
+      </w:r>
+      <w:proofErr w:type="gramStart"/>
+      <w:r>
+        <w:t>callback:</w:t>
+      </w:r>
+      <w:proofErr w:type="gramEnd"/>
+      <w:r>
+        <w:t xml:space="preserve"> &lt;</w:t>
+      </w:r>
+      <w:proofErr w:type="spellStart"/>
+      <w:r>
+        <w:t>function</w:t>
+      </w:r>
+      <w:proofErr w:type="spellEnd"/>
+      <w:r>
+        <w:t xml:space="preserve"> </w:t>
+      </w:r>
+      <w:proofErr w:type="spellStart"/>
+      <w:r>
+        <w:t>goodbye</w:t>
+      </w:r>
+      <w:proofErr w:type="spellEnd"/>
+      <w:r>
+        <w:t xml:space="preserve"> at 0x0000016562238CC0&gt;</w:t>
+      </w:r>
+    </w:p>
+    <w:p>
+      <w:pPr>
+        <w:pStyle w:val="Listing"/>
+      </w:pPr>
+      <w:proofErr w:type="spellStart"/>
+      <w:r>
+        <w:t>Traceback</w:t>
+      </w:r>
+      <w:proofErr w:type="spellEnd"/>
+      <w:r>
+        <w:t xml:space="preserve"> (</w:t>
+      </w:r>
+      <w:proofErr w:type="spellStart"/>
+      <w:r>
+        <w:t>most</w:t>
+      </w:r>
+      <w:proofErr w:type="spellEnd"/>
+      <w:r>
+        <w:t xml:space="preserve"> </w:t>
+      </w:r>
+      <w:proofErr w:type="spellStart"/>
+      <w:r>
+        <w:t>recent</w:t>
+      </w:r>
+      <w:proofErr w:type="spellEnd"/>
+      <w:r>
+        <w:t xml:space="preserve"> call last</w:t>
+      </w:r>
+      <w:proofErr w:type="gramStart"/>
+      <w:r>
+        <w:t>):</w:t>
+      </w:r>
+      <w:proofErr w:type="gramEnd"/>
+    </w:p>
+    <w:p>
+      <w:pPr>
+        <w:pStyle w:val="Listing"/>
+      </w:pPr>
+      <w:r>
+        <w:t xml:space="preserve">  File "D:\Users\Nicolas\Documents\Python\geneanet\geneanet\spiders\geneanet_spider.py", line 238, in </w:t>
+      </w:r>
+      <w:proofErr w:type="spellStart"/>
+      <w:r>
+        <w:t>goodbye</w:t>
+      </w:r>
+      <w:proofErr w:type="spellEnd"/>
+    </w:p>
+    <w:p>
+      <w:pPr>
+        <w:pStyle w:val="Listing"/>
+      </w:pPr>
+      <w:r>
+        <w:t xml:space="preserve">    </w:t>
+      </w:r>
+      <w:proofErr w:type="spellStart"/>
+      <w:proofErr w:type="gramStart"/>
+      <w:r>
+        <w:t>os.rename</w:t>
+      </w:r>
+      <w:proofErr w:type="spellEnd"/>
+      <w:proofErr w:type="gramEnd"/>
+      <w:r>
+        <w:t>(</w:t>
+      </w:r>
+      <w:proofErr w:type="spellStart"/>
+      <w:r>
+        <w:t>GeneanetSpider.tmplogfile</w:t>
+      </w:r>
+      <w:proofErr w:type="spellEnd"/>
+      <w:r>
+        <w:t xml:space="preserve">, </w:t>
+      </w:r>
+      <w:proofErr w:type="spellStart"/>
+      <w:r>
+        <w:t>final_logname</w:t>
+      </w:r>
+      <w:proofErr w:type="spellEnd"/>
+      <w:r>
+        <w:t>)</w:t>
+      </w:r>
+    </w:p>
+    <w:p>
+      <w:pPr>
+        <w:pStyle w:val="Listing"/>
+      </w:pPr>
+      <w:proofErr w:type="spellStart"/>
+      <w:proofErr w:type="gramStart"/>
+      <w:r>
+        <w:t>PermissionError</w:t>
+      </w:r>
+      <w:proofErr w:type="spellEnd"/>
+      <w:r>
+        <w:t>:</w:t>
+      </w:r>
+      <w:proofErr w:type="gramEnd"/>
+      <w:r>
+        <w:t xml:space="preserve"> [</w:t>
+      </w:r>
+      <w:proofErr w:type="spellStart"/>
+      <w:r>
+        <w:t>WinError</w:t>
+      </w:r>
+      <w:proofErr w:type="spellEnd"/>
+      <w:r>
+        <w:t xml:space="preserve"> 32] Le processus ne peut pas accéder au fichier car ce fichier est utilisé par un autre processus: '</w:t>
+      </w:r>
+      <w:proofErr w:type="spellStart"/>
+      <w:r>
+        <w:t>result</w:t>
+      </w:r>
+      <w:proofErr w:type="spellEnd"/>
+      <w:r>
+        <w:t>/scrapy.tmp.log' -&gt; 'result/gw.geneanet.org.nraibaut2_w.lang=fr.n=dupont.oc=0.p=gerard.log'</w:t>
+      </w:r>
+    </w:p>
+    <w:p/>
+    <w:p/>
+    <w:p/>
+    <w:p/>
+    <w:p/>
     <w:sectPr>
-      <w:headerReference w:type="default" r:id="rId9"/>
+      <w:headerReference w:type="default" r:id="rId23"/>
       <w:pgSz w:w="16838" w:h="11906" w:orient="landscape"/>
       <w:pgMar w:top="1080" w:right="1440" w:bottom="1080" w:left="1440" w:header="708" w:footer="708" w:gutter="0"/>
       <w:cols w:space="708"/>
@@ -2545,6 +4261,155 @@
     </w:lvl>
   </w:abstractNum>
   <w:abstractNum w:abstractNumId="1" w15:restartNumberingAfterBreak="0">
+    <w:nsid w:val="1E2936D3"/>
+    <w:multiLevelType w:val="multilevel"/>
+    <w:tmpl w:val="0AF0F5B0"/>
+    <w:lvl w:ilvl="0">
+      <w:start w:val="1"/>
+      <w:numFmt w:val="bullet"/>
+      <w:lvlText w:val=""/>
+      <w:lvlJc w:val="left"/>
+      <w:pPr>
+        <w:tabs>
+          <w:tab w:val="num" w:pos="720"/>
+        </w:tabs>
+        <w:ind w:left="720" w:hanging="360"/>
+      </w:pPr>
+      <w:rPr>
+        <w:rFonts w:ascii="Symbol" w:hAnsi="Symbol" w:hint="default"/>
+        <w:sz w:val="20"/>
+      </w:rPr>
+    </w:lvl>
+    <w:lvl w:ilvl="1" w:tentative="1">
+      <w:start w:val="1"/>
+      <w:numFmt w:val="bullet"/>
+      <w:lvlText w:val="o"/>
+      <w:lvlJc w:val="left"/>
+      <w:pPr>
+        <w:tabs>
+          <w:tab w:val="num" w:pos="1440"/>
+        </w:tabs>
+        <w:ind w:left="1440" w:hanging="360"/>
+      </w:pPr>
+      <w:rPr>
+        <w:rFonts w:ascii="Courier New" w:hAnsi="Courier New" w:hint="default"/>
+        <w:sz w:val="20"/>
+      </w:rPr>
+    </w:lvl>
+    <w:lvl w:ilvl="2" w:tentative="1">
+      <w:start w:val="1"/>
+      <w:numFmt w:val="bullet"/>
+      <w:lvlText w:val=""/>
+      <w:lvlJc w:val="left"/>
+      <w:pPr>
+        <w:tabs>
+          <w:tab w:val="num" w:pos="2160"/>
+        </w:tabs>
+        <w:ind w:left="2160" w:hanging="360"/>
+      </w:pPr>
+      <w:rPr>
+        <w:rFonts w:ascii="Wingdings" w:hAnsi="Wingdings" w:hint="default"/>
+        <w:sz w:val="20"/>
+      </w:rPr>
+    </w:lvl>
+    <w:lvl w:ilvl="3" w:tentative="1">
+      <w:start w:val="1"/>
+      <w:numFmt w:val="bullet"/>
+      <w:lvlText w:val=""/>
+      <w:lvlJc w:val="left"/>
+      <w:pPr>
+        <w:tabs>
+          <w:tab w:val="num" w:pos="2880"/>
+        </w:tabs>
+        <w:ind w:left="2880" w:hanging="360"/>
+      </w:pPr>
+      <w:rPr>
+        <w:rFonts w:ascii="Wingdings" w:hAnsi="Wingdings" w:hint="default"/>
+        <w:sz w:val="20"/>
+      </w:rPr>
+    </w:lvl>
+    <w:lvl w:ilvl="4" w:tentative="1">
+      <w:start w:val="1"/>
+      <w:numFmt w:val="bullet"/>
+      <w:lvlText w:val=""/>
+      <w:lvlJc w:val="left"/>
+      <w:pPr>
+        <w:tabs>
+          <w:tab w:val="num" w:pos="3600"/>
+        </w:tabs>
+        <w:ind w:left="3600" w:hanging="360"/>
+      </w:pPr>
+      <w:rPr>
+        <w:rFonts w:ascii="Wingdings" w:hAnsi="Wingdings" w:hint="default"/>
+        <w:sz w:val="20"/>
+      </w:rPr>
+    </w:lvl>
+    <w:lvl w:ilvl="5" w:tentative="1">
+      <w:start w:val="1"/>
+      <w:numFmt w:val="bullet"/>
+      <w:lvlText w:val=""/>
+      <w:lvlJc w:val="left"/>
+      <w:pPr>
+        <w:tabs>
+          <w:tab w:val="num" w:pos="4320"/>
+        </w:tabs>
+        <w:ind w:left="4320" w:hanging="360"/>
+      </w:pPr>
+      <w:rPr>
+        <w:rFonts w:ascii="Wingdings" w:hAnsi="Wingdings" w:hint="default"/>
+        <w:sz w:val="20"/>
+      </w:rPr>
+    </w:lvl>
+    <w:lvl w:ilvl="6" w:tentative="1">
+      <w:start w:val="1"/>
+      <w:numFmt w:val="bullet"/>
+      <w:lvlText w:val=""/>
+      <w:lvlJc w:val="left"/>
+      <w:pPr>
+        <w:tabs>
+          <w:tab w:val="num" w:pos="5040"/>
+        </w:tabs>
+        <w:ind w:left="5040" w:hanging="360"/>
+      </w:pPr>
+      <w:rPr>
+        <w:rFonts w:ascii="Wingdings" w:hAnsi="Wingdings" w:hint="default"/>
+        <w:sz w:val="20"/>
+      </w:rPr>
+    </w:lvl>
+    <w:lvl w:ilvl="7" w:tentative="1">
+      <w:start w:val="1"/>
+      <w:numFmt w:val="bullet"/>
+      <w:lvlText w:val=""/>
+      <w:lvlJc w:val="left"/>
+      <w:pPr>
+        <w:tabs>
+          <w:tab w:val="num" w:pos="5760"/>
+        </w:tabs>
+        <w:ind w:left="5760" w:hanging="360"/>
+      </w:pPr>
+      <w:rPr>
+        <w:rFonts w:ascii="Wingdings" w:hAnsi="Wingdings" w:hint="default"/>
+        <w:sz w:val="20"/>
+      </w:rPr>
+    </w:lvl>
+    <w:lvl w:ilvl="8" w:tentative="1">
+      <w:start w:val="1"/>
+      <w:numFmt w:val="bullet"/>
+      <w:lvlText w:val=""/>
+      <w:lvlJc w:val="left"/>
+      <w:pPr>
+        <w:tabs>
+          <w:tab w:val="num" w:pos="6480"/>
+        </w:tabs>
+        <w:ind w:left="6480" w:hanging="360"/>
+      </w:pPr>
+      <w:rPr>
+        <w:rFonts w:ascii="Wingdings" w:hAnsi="Wingdings" w:hint="default"/>
+        <w:sz w:val="20"/>
+      </w:rPr>
+    </w:lvl>
+  </w:abstractNum>
+  <w:abstractNum w:abstractNumId="2" w15:restartNumberingAfterBreak="0">
     <w:nsid w:val="33A21272"/>
     <w:multiLevelType w:val="multilevel"/>
     <w:tmpl w:val="040C0025"/>
@@ -2667,7 +4532,7 @@
       </w:rPr>
     </w:lvl>
   </w:abstractNum>
-  <w:abstractNum w:abstractNumId="2" w15:restartNumberingAfterBreak="0">
+  <w:abstractNum w:abstractNumId="3" w15:restartNumberingAfterBreak="0">
     <w:nsid w:val="4DE17B69"/>
     <w:multiLevelType w:val="hybridMultilevel"/>
     <w:tmpl w:val="0608D544"/>
@@ -2780,7 +4645,7 @@
       </w:rPr>
     </w:lvl>
   </w:abstractNum>
-  <w:abstractNum w:abstractNumId="3" w15:restartNumberingAfterBreak="0">
+  <w:abstractNum w:abstractNumId="4" w15:restartNumberingAfterBreak="0">
     <w:nsid w:val="55282177"/>
     <w:multiLevelType w:val="hybridMultilevel"/>
     <w:tmpl w:val="4C36363E"/>
@@ -2867,19 +4732,19 @@
     </w:lvl>
   </w:abstractNum>
   <w:num w:numId="1" w16cid:durableId="1058437501">
-    <w:abstractNumId w:val="3"/>
+    <w:abstractNumId w:val="4"/>
   </w:num>
   <w:num w:numId="2" w16cid:durableId="2007518373">
     <w:abstractNumId w:val="0"/>
   </w:num>
   <w:num w:numId="3" w16cid:durableId="1114131166">
+    <w:abstractNumId w:val="3"/>
+  </w:num>
+  <w:num w:numId="4" w16cid:durableId="1727877353">
     <w:abstractNumId w:val="2"/>
   </w:num>
-  <w:num w:numId="4" w16cid:durableId="1727877353">
-    <w:abstractNumId w:val="1"/>
-  </w:num>
   <w:num w:numId="5" w16cid:durableId="108859180">
-    <w:abstractNumId w:val="1"/>
+    <w:abstractNumId w:val="2"/>
     <w:lvlOverride w:ilvl="0">
       <w:startOverride w:val="1"/>
     </w:lvlOverride>
@@ -2909,6 +4774,9 @@
     </w:lvlOverride>
   </w:num>
   <w:num w:numId="6" w16cid:durableId="1837961332">
+    <w:abstractNumId w:val="2"/>
+  </w:num>
+  <w:num w:numId="7" w16cid:durableId="110364100">
     <w:abstractNumId w:val="1"/>
   </w:num>
 </w:numbering>
@@ -4002,6 +5870,30 @@
     <w:basedOn w:val="Policepardfaut"/>
     <w:rsid w:val="00D41C0A"/>
   </w:style>
+  <w:style w:type="paragraph" w:styleId="NormalWeb">
+    <w:name w:val="Normal (Web)"/>
+    <w:basedOn w:val="Normal"/>
+    <w:uiPriority w:val="99"/>
+    <w:semiHidden/>
+    <w:unhideWhenUsed/>
+    <w:rsid w:val="001E25EF"/>
+    <w:pPr>
+      <w:spacing w:before="100" w:beforeAutospacing="1" w:after="100" w:afterAutospacing="1"/>
+    </w:pPr>
+    <w:rPr>
+      <w:rFonts w:ascii="Times New Roman" w:eastAsia="Times New Roman" w:hAnsi="Times New Roman" w:cs="Times New Roman"/>
+      <w:kern w:val="0"/>
+      <w:sz w:val="24"/>
+      <w:szCs w:val="24"/>
+      <w:lang w:eastAsia="fr-FR"/>
+      <w14:ligatures w14:val="none"/>
+    </w:rPr>
+  </w:style>
+  <w:style w:type="character" w:customStyle="1" w:styleId="pre">
+    <w:name w:val="pre"/>
+    <w:basedOn w:val="Policepardfaut"/>
+    <w:rsid w:val="001E25EF"/>
+  </w:style>
 </w:styles>
 </file>
 

--- a/doc/NotesNRa2_notes_developpement.docx
+++ b/doc/NotesNRa2_notes_developpement.docx
@@ -4073,7 +4073,7 @@
       </w:r>
     </w:p>
     <w:p>
-      <w:hyperlink r:id="rId23" w:history="1">
+      <w:hyperlink r:id="rId23" w:anchor="std-setting-DOWNLOAD_DELAY" w:history="1">
         <w:r>
           <w:rPr>
             <w:rStyle w:val="Lienhypertexte"/>
@@ -13208,10 +13208,1425 @@
     </w:p>
     <w:p/>
     <w:p/>
+    <w:p>
+      <w:r>
+        <w:t>Pb formatage événement de type Décès :</w:t>
+      </w:r>
+    </w:p>
+    <w:p>
+      <w:pPr>
+        <w:pStyle w:val="Listing"/>
+      </w:pPr>
+      <w:r>
+        <w:t>[</w:t>
+      </w:r>
+      <w:proofErr w:type="spellStart"/>
+      <w:proofErr w:type="gramStart"/>
+      <w:r>
+        <w:t>geneanet</w:t>
+      </w:r>
+      <w:proofErr w:type="spellEnd"/>
+      <w:proofErr w:type="gramEnd"/>
+      <w:r>
+        <w:t xml:space="preserve">] DEBUG: </w:t>
+      </w:r>
+      <w:proofErr w:type="spellStart"/>
+      <w:r>
+        <w:t>Generation</w:t>
+      </w:r>
+      <w:proofErr w:type="spellEnd"/>
+      <w:r>
+        <w:t xml:space="preserve"> 1, </w:t>
+      </w:r>
+      <w:proofErr w:type="spellStart"/>
+      <w:r>
+        <w:t>sosa</w:t>
+      </w:r>
+      <w:proofErr w:type="spellEnd"/>
+      <w:r>
+        <w:t xml:space="preserve"> 1 : Gérard DUPONT : </w:t>
+      </w:r>
+      <w:proofErr w:type="spellStart"/>
+      <w:r>
+        <w:t>event_date</w:t>
+      </w:r>
+      <w:proofErr w:type="spellEnd"/>
+      <w:r>
+        <w:t xml:space="preserve"> = '1er juillet 1891'</w:t>
+      </w:r>
+    </w:p>
+    <w:p>
+      <w:pPr>
+        <w:pStyle w:val="Listing"/>
+      </w:pPr>
+      <w:r>
+        <w:t>[</w:t>
+      </w:r>
+      <w:proofErr w:type="spellStart"/>
+      <w:proofErr w:type="gramStart"/>
+      <w:r>
+        <w:t>geneanet</w:t>
+      </w:r>
+      <w:proofErr w:type="spellEnd"/>
+      <w:proofErr w:type="gramEnd"/>
+      <w:r>
+        <w:t xml:space="preserve">] DEBUG: </w:t>
+      </w:r>
+      <w:proofErr w:type="spellStart"/>
+      <w:r>
+        <w:t>Generation</w:t>
+      </w:r>
+      <w:proofErr w:type="spellEnd"/>
+      <w:r>
+        <w:t xml:space="preserve"> 1, </w:t>
+      </w:r>
+      <w:proofErr w:type="spellStart"/>
+      <w:r>
+        <w:t>sosa</w:t>
+      </w:r>
+      <w:proofErr w:type="spellEnd"/>
+      <w:r>
+        <w:t xml:space="preserve"> 1 : Gérard DUPONT : 'Décès  - Nice, FRANCE' --&gt; </w:t>
+      </w:r>
+      <w:proofErr w:type="spellStart"/>
+      <w:r>
+        <w:t>event_name</w:t>
+      </w:r>
+      <w:proofErr w:type="spellEnd"/>
+      <w:r>
+        <w:t xml:space="preserve">='Décès' </w:t>
+      </w:r>
+      <w:proofErr w:type="spellStart"/>
+      <w:r>
+        <w:t>event_place</w:t>
+      </w:r>
+      <w:proofErr w:type="spellEnd"/>
+      <w:r>
+        <w:t>='Nice, FRANCE'</w:t>
+      </w:r>
+    </w:p>
+    <w:p>
+      <w:pPr>
+        <w:pStyle w:val="Listing"/>
+      </w:pPr>
+      <w:r>
+        <w:t>[</w:t>
+      </w:r>
+      <w:proofErr w:type="spellStart"/>
+      <w:proofErr w:type="gramStart"/>
+      <w:r>
+        <w:t>geneanet</w:t>
+      </w:r>
+      <w:proofErr w:type="spellEnd"/>
+      <w:proofErr w:type="gramEnd"/>
+      <w:r>
+        <w:t xml:space="preserve">] DEBUG: </w:t>
+      </w:r>
+      <w:proofErr w:type="spellStart"/>
+      <w:r>
+        <w:t>Generation</w:t>
+      </w:r>
+      <w:proofErr w:type="spellEnd"/>
+      <w:r>
+        <w:t xml:space="preserve"> 1, </w:t>
+      </w:r>
+      <w:proofErr w:type="spellStart"/>
+      <w:r>
+        <w:t>sosa</w:t>
+      </w:r>
+      <w:proofErr w:type="spellEnd"/>
+      <w:r>
+        <w:t xml:space="preserve"> 1 : Gérard DUPONT : </w:t>
+      </w:r>
+      <w:proofErr w:type="spellStart"/>
+      <w:r>
+        <w:t>event_notes</w:t>
+      </w:r>
+      <w:proofErr w:type="spellEnd"/>
+      <w:r>
+        <w:t xml:space="preserve"> = 'Note1 sur le décès  </w:t>
+      </w:r>
+    </w:p>
+    <w:p>
+      <w:pPr>
+        <w:pStyle w:val="Listing"/>
+      </w:pPr>
+      <w:r>
+        <w:t>Note2 sur le décès'</w:t>
+      </w:r>
+    </w:p>
+    <w:p>
+      <w:pPr>
+        <w:pStyle w:val="Listing"/>
+      </w:pPr>
+      <w:r>
+        <w:t>[</w:t>
+      </w:r>
+      <w:proofErr w:type="spellStart"/>
+      <w:proofErr w:type="gramStart"/>
+      <w:r>
+        <w:t>geneanet</w:t>
+      </w:r>
+      <w:proofErr w:type="spellEnd"/>
+      <w:proofErr w:type="gramEnd"/>
+      <w:r>
+        <w:t xml:space="preserve">] DEBUG: </w:t>
+      </w:r>
+      <w:proofErr w:type="spellStart"/>
+      <w:r>
+        <w:t>Generation</w:t>
+      </w:r>
+      <w:proofErr w:type="spellEnd"/>
+      <w:r>
+        <w:t xml:space="preserve"> 1, </w:t>
+      </w:r>
+      <w:proofErr w:type="spellStart"/>
+      <w:r>
+        <w:t>sosa</w:t>
+      </w:r>
+      <w:proofErr w:type="spellEnd"/>
+      <w:r>
+        <w:t xml:space="preserve"> 1 : Gérard DUPONT : </w:t>
+      </w:r>
+      <w:proofErr w:type="spellStart"/>
+      <w:r>
+        <w:t>event_sources</w:t>
+      </w:r>
+      <w:proofErr w:type="spellEnd"/>
+      <w:r>
+        <w:t xml:space="preserve"> = 'Sources: &lt;https://www.source_deces.fr/&gt; </w:t>
+      </w:r>
+      <w:r>
+        <w:rPr>
+          <w:highlight w:val="yellow"/>
+        </w:rPr>
+        <w:t>\-</w:t>
+      </w:r>
+      <w:r>
+        <w:t xml:space="preserve"> Texte1 source décès  </w:t>
+      </w:r>
+    </w:p>
+    <w:p>
+      <w:pPr>
+        <w:pStyle w:val="Listing"/>
+      </w:pPr>
+      <w:r>
+        <w:t>Texte2 source décès'</w:t>
+      </w:r>
+    </w:p>
+    <w:p/>
+    <w:p>
+      <w:proofErr w:type="gramStart"/>
+      <w:r>
+        <w:t>même</w:t>
+      </w:r>
+      <w:proofErr w:type="gramEnd"/>
+      <w:r>
+        <w:t xml:space="preserve"> pb dans les sources du §Sources</w:t>
+      </w:r>
+    </w:p>
+    <w:p/>
+    <w:p>
+      <w:pPr>
+        <w:autoSpaceDE w:val="0"/>
+        <w:autoSpaceDN w:val="0"/>
+        <w:adjustRightInd w:val="0"/>
+        <w:rPr>
+          <w:rFonts w:ascii="Lucida Console" w:hAnsi="Lucida Console" w:cs="Lucida Console"/>
+          <w:kern w:val="0"/>
+          <w:sz w:val="18"/>
+          <w:szCs w:val="18"/>
+        </w:rPr>
+      </w:pPr>
+      <w:r>
+        <w:rPr>
+          <w:rFonts w:ascii="Lucida Console" w:hAnsi="Lucida Console" w:cs="Lucida Console"/>
+          <w:kern w:val="0"/>
+          <w:sz w:val="18"/>
+          <w:szCs w:val="18"/>
+        </w:rPr>
+        <w:t xml:space="preserve">$ </w:t>
+      </w:r>
+      <w:proofErr w:type="spellStart"/>
+      <w:r>
+        <w:rPr>
+          <w:rFonts w:ascii="Lucida Console" w:hAnsi="Lucida Console" w:cs="Lucida Console"/>
+          <w:kern w:val="0"/>
+          <w:sz w:val="18"/>
+          <w:szCs w:val="18"/>
+        </w:rPr>
+        <w:t>grep</w:t>
+      </w:r>
+      <w:proofErr w:type="spellEnd"/>
+      <w:r>
+        <w:rPr>
+          <w:rFonts w:ascii="Lucida Console" w:hAnsi="Lucida Console" w:cs="Lucida Console"/>
+          <w:kern w:val="0"/>
+          <w:sz w:val="18"/>
+          <w:szCs w:val="18"/>
+        </w:rPr>
+        <w:t xml:space="preserve"> 'source =' </w:t>
+      </w:r>
+      <w:proofErr w:type="spellStart"/>
+      <w:r>
+        <w:rPr>
+          <w:rFonts w:ascii="Lucida Console" w:hAnsi="Lucida Console" w:cs="Lucida Console"/>
+          <w:kern w:val="0"/>
+          <w:sz w:val="18"/>
+          <w:szCs w:val="18"/>
+        </w:rPr>
+        <w:t>result</w:t>
+      </w:r>
+      <w:proofErr w:type="spellEnd"/>
+      <w:r>
+        <w:rPr>
+          <w:rFonts w:ascii="Lucida Console" w:hAnsi="Lucida Console" w:cs="Lucida Console"/>
+          <w:kern w:val="0"/>
+          <w:sz w:val="18"/>
+          <w:szCs w:val="18"/>
+        </w:rPr>
+        <w:t>/*.log</w:t>
+      </w:r>
+    </w:p>
+    <w:p>
+      <w:pPr>
+        <w:pStyle w:val="Listing"/>
+      </w:pPr>
+      <w:r>
+        <w:t>result/gw.geneanet.org.danielr13.lang=fr.n=</w:t>
+      </w:r>
+      <w:proofErr w:type="gramStart"/>
+      <w:r>
+        <w:t>nicolas.oc=0.p</w:t>
+      </w:r>
+      <w:proofErr w:type="gramEnd"/>
+      <w:r>
+        <w:t xml:space="preserve">=etienne+henri.log:[geneanet] DEBUG: </w:t>
+      </w:r>
+      <w:proofErr w:type="spellStart"/>
+      <w:r>
+        <w:t>Generation</w:t>
+      </w:r>
+      <w:proofErr w:type="spellEnd"/>
+      <w:r>
+        <w:t xml:space="preserve"> 6, </w:t>
+      </w:r>
+      <w:proofErr w:type="spellStart"/>
+      <w:r>
+        <w:t>sosa</w:t>
+      </w:r>
+      <w:proofErr w:type="spellEnd"/>
+      <w:r>
+        <w:t xml:space="preserve"> 47 : Françoise BERLANDIER : source = '* Naissance: AD 13 - vue 9/12'</w:t>
+      </w:r>
+    </w:p>
+    <w:p>
+      <w:pPr>
+        <w:pStyle w:val="Listing"/>
+      </w:pPr>
+      <w:r>
+        <w:t>result/gw.geneanet.org.danielr13.lang=fr.n=</w:t>
+      </w:r>
+      <w:proofErr w:type="gramStart"/>
+      <w:r>
+        <w:t>nicolas.oc=0.p</w:t>
+      </w:r>
+      <w:proofErr w:type="gramEnd"/>
+      <w:r>
+        <w:t xml:space="preserve">=etienne+henri.log:[geneanet] DEBUG: </w:t>
+      </w:r>
+      <w:proofErr w:type="spellStart"/>
+      <w:r>
+        <w:t>Generation</w:t>
+      </w:r>
+      <w:proofErr w:type="spellEnd"/>
+      <w:r>
+        <w:t xml:space="preserve"> 7, </w:t>
+      </w:r>
+      <w:proofErr w:type="spellStart"/>
+      <w:r>
+        <w:t>sosa</w:t>
+      </w:r>
+      <w:proofErr w:type="spellEnd"/>
+      <w:r>
+        <w:t xml:space="preserve"> 99 : Françoise GUYON : source = '* Naissance: AD 13 - vue 7/9'</w:t>
+      </w:r>
+    </w:p>
+    <w:p>
+      <w:pPr>
+        <w:pStyle w:val="Listing"/>
+      </w:pPr>
+      <w:r>
+        <w:t>result/gw.geneanet.org.danielr13.lang=fr.n=</w:t>
+      </w:r>
+      <w:proofErr w:type="gramStart"/>
+      <w:r>
+        <w:t>nicolas.oc=0.p</w:t>
+      </w:r>
+      <w:proofErr w:type="gramEnd"/>
+      <w:r>
+        <w:t xml:space="preserve">=etienne+henri.log:[geneanet] DEBUG: </w:t>
+      </w:r>
+      <w:proofErr w:type="spellStart"/>
+      <w:r>
+        <w:t>Generation</w:t>
+      </w:r>
+      <w:proofErr w:type="spellEnd"/>
+      <w:r>
+        <w:t xml:space="preserve"> 7, </w:t>
+      </w:r>
+      <w:proofErr w:type="spellStart"/>
+      <w:r>
+        <w:t>sosa</w:t>
+      </w:r>
+      <w:proofErr w:type="spellEnd"/>
+      <w:r>
+        <w:t xml:space="preserve"> 99 : Françoise GUYON : source = '* Union: AD 13 - vue 4/9'</w:t>
+      </w:r>
+    </w:p>
+    <w:p>
+      <w:pPr>
+        <w:pStyle w:val="Listing"/>
+      </w:pPr>
+      <w:r>
+        <w:t>result/gw.geneanet.org.danielr13.lang=fr.n=</w:t>
+      </w:r>
+      <w:proofErr w:type="gramStart"/>
+      <w:r>
+        <w:t>nicolas.oc=0.p</w:t>
+      </w:r>
+      <w:proofErr w:type="gramEnd"/>
+      <w:r>
+        <w:t xml:space="preserve">=etienne+henri.log:[geneanet] DEBUG: </w:t>
+      </w:r>
+      <w:proofErr w:type="spellStart"/>
+      <w:r>
+        <w:t>Generation</w:t>
+      </w:r>
+      <w:proofErr w:type="spellEnd"/>
+      <w:r>
+        <w:t xml:space="preserve"> 7, </w:t>
+      </w:r>
+      <w:proofErr w:type="spellStart"/>
+      <w:r>
+        <w:t>sosa</w:t>
+      </w:r>
+      <w:proofErr w:type="spellEnd"/>
+      <w:r>
+        <w:t xml:space="preserve"> 99 : Françoise GUYON : source = '* Décès: AD 13 - Vue 7/9'</w:t>
+      </w:r>
+    </w:p>
+    <w:p>
+      <w:pPr>
+        <w:pStyle w:val="Listing"/>
+      </w:pPr>
+      <w:r>
+        <w:t>result/gw.geneanet.org.danielr13.lang=fr.n=</w:t>
+      </w:r>
+      <w:proofErr w:type="gramStart"/>
+      <w:r>
+        <w:t>nicolas.oc=0.p</w:t>
+      </w:r>
+      <w:proofErr w:type="gramEnd"/>
+      <w:r>
+        <w:t xml:space="preserve">=etienne+henri.log:[geneanet] DEBUG: </w:t>
+      </w:r>
+      <w:proofErr w:type="spellStart"/>
+      <w:r>
+        <w:t>Generation</w:t>
+      </w:r>
+      <w:proofErr w:type="spellEnd"/>
+      <w:r>
+        <w:t xml:space="preserve"> 7, </w:t>
+      </w:r>
+      <w:proofErr w:type="spellStart"/>
+      <w:r>
+        <w:t>sosa</w:t>
+      </w:r>
+      <w:proofErr w:type="spellEnd"/>
+      <w:r>
+        <w:t xml:space="preserve"> 87 : Marie "Jeanne" JEAN : source = '* Union: AD 13 - vue 10/12'</w:t>
+      </w:r>
+    </w:p>
+    <w:p>
+      <w:pPr>
+        <w:pStyle w:val="Listing"/>
+      </w:pPr>
+      <w:r>
+        <w:t>result/gw.geneanet.org.danielr13.lang=fr.n=</w:t>
+      </w:r>
+      <w:proofErr w:type="gramStart"/>
+      <w:r>
+        <w:t>nicolas.oc=0.p</w:t>
+      </w:r>
+      <w:proofErr w:type="gramEnd"/>
+      <w:r>
+        <w:t xml:space="preserve">=etienne+henri.log:[geneanet] DEBUG: </w:t>
+      </w:r>
+      <w:proofErr w:type="spellStart"/>
+      <w:r>
+        <w:t>Generation</w:t>
+      </w:r>
+      <w:proofErr w:type="spellEnd"/>
+      <w:r>
+        <w:t xml:space="preserve"> 7, </w:t>
+      </w:r>
+      <w:proofErr w:type="spellStart"/>
+      <w:r>
+        <w:t>sosa</w:t>
+      </w:r>
+      <w:proofErr w:type="spellEnd"/>
+      <w:r>
+        <w:t xml:space="preserve"> 86 : Claude BLANC : source = '* Union: AD 13 - vue 10/12'</w:t>
+      </w:r>
+    </w:p>
+    <w:p>
+      <w:pPr>
+        <w:pStyle w:val="Listing"/>
+      </w:pPr>
+      <w:r>
+        <w:t>result/gw.geneanet.org.danielr13.lang=fr.n=</w:t>
+      </w:r>
+      <w:proofErr w:type="gramStart"/>
+      <w:r>
+        <w:t>nicolas.oc=0.p</w:t>
+      </w:r>
+      <w:proofErr w:type="gramEnd"/>
+      <w:r>
+        <w:t xml:space="preserve">=etienne+henri.log:[geneanet] DEBUG: </w:t>
+      </w:r>
+      <w:proofErr w:type="spellStart"/>
+      <w:r>
+        <w:t>Generation</w:t>
+      </w:r>
+      <w:proofErr w:type="spellEnd"/>
+      <w:r>
+        <w:t xml:space="preserve"> 8, </w:t>
+      </w:r>
+      <w:proofErr w:type="spellStart"/>
+      <w:r>
+        <w:t>sosa</w:t>
+      </w:r>
+      <w:proofErr w:type="spellEnd"/>
+      <w:r>
+        <w:t xml:space="preserve"> 199 : Jeanne JEAN : source = '* Décès: AD 13 - Vue 9/10'</w:t>
+      </w:r>
+    </w:p>
+    <w:p>
+      <w:pPr>
+        <w:pStyle w:val="Listing"/>
+      </w:pPr>
+      <w:r>
+        <w:t>result/gw.geneanet.org.danielr13.lang=fr.n=</w:t>
+      </w:r>
+      <w:proofErr w:type="gramStart"/>
+      <w:r>
+        <w:t>nicolas.oc=0.p</w:t>
+      </w:r>
+      <w:proofErr w:type="gramEnd"/>
+      <w:r>
+        <w:t xml:space="preserve">=etienne+henri.log:[geneanet] DEBUG: </w:t>
+      </w:r>
+      <w:proofErr w:type="spellStart"/>
+      <w:r>
+        <w:t>Generation</w:t>
+      </w:r>
+      <w:proofErr w:type="spellEnd"/>
+      <w:r>
+        <w:t xml:space="preserve"> 8, </w:t>
+      </w:r>
+      <w:proofErr w:type="spellStart"/>
+      <w:r>
+        <w:t>sosa</w:t>
+      </w:r>
+      <w:proofErr w:type="spellEnd"/>
+      <w:r>
+        <w:t xml:space="preserve"> 175 : Jeanne DEYDIER : source = '* Union: AD 13 - vue 5/15'</w:t>
+      </w:r>
+    </w:p>
+    <w:p>
+      <w:pPr>
+        <w:pStyle w:val="Listing"/>
+      </w:pPr>
+      <w:r>
+        <w:lastRenderedPageBreak/>
+        <w:t>result/gw.geneanet.org.danielr13.lang=fr.n=</w:t>
+      </w:r>
+      <w:proofErr w:type="gramStart"/>
+      <w:r>
+        <w:t>nicolas.oc=0.p</w:t>
+      </w:r>
+      <w:proofErr w:type="gramEnd"/>
+      <w:r>
+        <w:t xml:space="preserve">=etienne+henri.log:[geneanet] DEBUG: </w:t>
+      </w:r>
+      <w:proofErr w:type="spellStart"/>
+      <w:r>
+        <w:t>Generation</w:t>
+      </w:r>
+      <w:proofErr w:type="spellEnd"/>
+      <w:r>
+        <w:t xml:space="preserve"> 9, </w:t>
+      </w:r>
+      <w:proofErr w:type="spellStart"/>
+      <w:r>
+        <w:t>sosa</w:t>
+      </w:r>
+      <w:proofErr w:type="spellEnd"/>
+      <w:r>
+        <w:t xml:space="preserve"> 438 : Jean Nicolas DURAND : source = '* </w:t>
+      </w:r>
+      <w:r>
+        <w:rPr>
+          <w:highlight w:val="yellow"/>
+        </w:rPr>
+        <w:t>Naissance, décès: AG13'</w:t>
+      </w:r>
+    </w:p>
+    <w:p>
+      <w:pPr>
+        <w:pStyle w:val="Listing"/>
+      </w:pPr>
+      <w:r>
+        <w:t>result/gw.geneanet.org.danielr13.lang=fr.n=</w:t>
+      </w:r>
+      <w:proofErr w:type="gramStart"/>
+      <w:r>
+        <w:t>nicolas.oc=0.p</w:t>
+      </w:r>
+      <w:proofErr w:type="gramEnd"/>
+      <w:r>
+        <w:t xml:space="preserve">=etienne+henri.log:[geneanet] DEBUG: </w:t>
+      </w:r>
+      <w:proofErr w:type="spellStart"/>
+      <w:r>
+        <w:t>Generation</w:t>
+      </w:r>
+      <w:proofErr w:type="spellEnd"/>
+      <w:r>
+        <w:t xml:space="preserve"> 9, </w:t>
+      </w:r>
+      <w:proofErr w:type="spellStart"/>
+      <w:r>
+        <w:t>sosa</w:t>
+      </w:r>
+      <w:proofErr w:type="spellEnd"/>
+      <w:r>
+        <w:t xml:space="preserve"> 399 : Magdeleine BOURREL : source = '* </w:t>
+      </w:r>
+      <w:r>
+        <w:rPr>
+          <w:highlight w:val="yellow"/>
+        </w:rPr>
+        <w:t>Naissance, union 1: AG13'</w:t>
+      </w:r>
+    </w:p>
+    <w:p>
+      <w:pPr>
+        <w:pStyle w:val="Listing"/>
+      </w:pPr>
+      <w:r>
+        <w:t>result/gw.geneanet.org.danielr13.lang=fr.n=</w:t>
+      </w:r>
+      <w:proofErr w:type="gramStart"/>
+      <w:r>
+        <w:t>nicolas.oc=0.p</w:t>
+      </w:r>
+      <w:proofErr w:type="gramEnd"/>
+      <w:r>
+        <w:t xml:space="preserve">=etienne+henri.log:[geneanet] DEBUG: </w:t>
+      </w:r>
+      <w:proofErr w:type="spellStart"/>
+      <w:r>
+        <w:t>Generation</w:t>
+      </w:r>
+      <w:proofErr w:type="spellEnd"/>
+      <w:r>
+        <w:t xml:space="preserve"> 9, </w:t>
+      </w:r>
+      <w:proofErr w:type="spellStart"/>
+      <w:r>
+        <w:t>sosa</w:t>
+      </w:r>
+      <w:proofErr w:type="spellEnd"/>
+      <w:r>
+        <w:t xml:space="preserve"> 399 : Magdeleine BOURREL : source = '* Décès: AD 13 - vue 5/11'</w:t>
+      </w:r>
+    </w:p>
+    <w:p>
+      <w:pPr>
+        <w:pStyle w:val="Listing"/>
+      </w:pPr>
+      <w:r>
+        <w:t>result/gw.geneanet.org.danielr13.lang=fr.n=</w:t>
+      </w:r>
+      <w:proofErr w:type="gramStart"/>
+      <w:r>
+        <w:t>nicolas.oc=0.p</w:t>
+      </w:r>
+      <w:proofErr w:type="gramEnd"/>
+      <w:r>
+        <w:t xml:space="preserve">=etienne+henri.log:[geneanet] DEBUG: </w:t>
+      </w:r>
+      <w:proofErr w:type="spellStart"/>
+      <w:r>
+        <w:t>Generation</w:t>
+      </w:r>
+      <w:proofErr w:type="spellEnd"/>
+      <w:r>
+        <w:t xml:space="preserve"> 9, </w:t>
+      </w:r>
+      <w:proofErr w:type="spellStart"/>
+      <w:r>
+        <w:t>sosa</w:t>
+      </w:r>
+      <w:proofErr w:type="spellEnd"/>
+      <w:r>
+        <w:t xml:space="preserve"> 398 : Barthélemy JEAN : source = '* Naissance: AD 13 - vue 2/11'</w:t>
+      </w:r>
+    </w:p>
+    <w:p>
+      <w:pPr>
+        <w:pStyle w:val="Listing"/>
+      </w:pPr>
+      <w:r>
+        <w:t>result/gw.geneanet.org.danielr13.lang=fr.n=</w:t>
+      </w:r>
+      <w:proofErr w:type="gramStart"/>
+      <w:r>
+        <w:t>nicolas.oc=0.p</w:t>
+      </w:r>
+      <w:proofErr w:type="gramEnd"/>
+      <w:r>
+        <w:t xml:space="preserve">=etienne+henri.log:[geneanet] DEBUG: </w:t>
+      </w:r>
+      <w:proofErr w:type="spellStart"/>
+      <w:r>
+        <w:t>Generation</w:t>
+      </w:r>
+      <w:proofErr w:type="spellEnd"/>
+      <w:r>
+        <w:t xml:space="preserve"> 9, </w:t>
+      </w:r>
+      <w:proofErr w:type="spellStart"/>
+      <w:r>
+        <w:t>sosa</w:t>
+      </w:r>
+      <w:proofErr w:type="spellEnd"/>
+      <w:r>
+        <w:t xml:space="preserve"> 319 : </w:t>
+      </w:r>
+      <w:proofErr w:type="spellStart"/>
+      <w:r>
+        <w:t>Béraude</w:t>
+      </w:r>
+      <w:proofErr w:type="spellEnd"/>
+      <w:r>
+        <w:t xml:space="preserve"> ROUMIEUX : source = '* Union: AD13 203 E 221 vue n° 2'</w:t>
+      </w:r>
+    </w:p>
+    <w:p>
+      <w:pPr>
+        <w:pStyle w:val="Listing"/>
+      </w:pPr>
+      <w:r>
+        <w:t>result/gw.geneanet.org.danielr13.lang=fr.n=</w:t>
+      </w:r>
+      <w:proofErr w:type="gramStart"/>
+      <w:r>
+        <w:t>nicolas.oc=0.p</w:t>
+      </w:r>
+      <w:proofErr w:type="gramEnd"/>
+      <w:r>
+        <w:t xml:space="preserve">=etienne+henri.log:[geneanet] DEBUG: </w:t>
+      </w:r>
+      <w:proofErr w:type="spellStart"/>
+      <w:r>
+        <w:t>Generation</w:t>
+      </w:r>
+      <w:proofErr w:type="spellEnd"/>
+      <w:r>
+        <w:t xml:space="preserve"> 9, </w:t>
+      </w:r>
+      <w:proofErr w:type="spellStart"/>
+      <w:r>
+        <w:t>sosa</w:t>
+      </w:r>
+      <w:proofErr w:type="spellEnd"/>
+      <w:r>
+        <w:t xml:space="preserve"> 318 : </w:t>
+      </w:r>
+      <w:proofErr w:type="spellStart"/>
+      <w:r>
+        <w:t>Spérite</w:t>
+      </w:r>
+      <w:proofErr w:type="spellEnd"/>
+      <w:r>
+        <w:t xml:space="preserve"> Maximin POILDAVOINE : source = '* Union: AD13 203 E 221 vue n° 2'</w:t>
+      </w:r>
+    </w:p>
+    <w:p>
+      <w:pPr>
+        <w:pStyle w:val="Listing"/>
+      </w:pPr>
+      <w:r>
+        <w:t>result/gw.geneanet.org.danielr13.lang=fr.n=</w:t>
+      </w:r>
+      <w:proofErr w:type="gramStart"/>
+      <w:r>
+        <w:t>nicolas.oc=0.p</w:t>
+      </w:r>
+      <w:proofErr w:type="gramEnd"/>
+      <w:r>
+        <w:t xml:space="preserve">=etienne+henri.log:[geneanet] DEBUG: </w:t>
+      </w:r>
+      <w:proofErr w:type="spellStart"/>
+      <w:r>
+        <w:t>Generation</w:t>
+      </w:r>
+      <w:proofErr w:type="spellEnd"/>
+      <w:r>
+        <w:t xml:space="preserve"> 10, </w:t>
+      </w:r>
+      <w:proofErr w:type="spellStart"/>
+      <w:r>
+        <w:t>sosa</w:t>
+      </w:r>
+      <w:proofErr w:type="spellEnd"/>
+      <w:r>
+        <w:t xml:space="preserve"> 797 : Françoise COSTET : source = '* Union: AD 13 - vue 1/2'</w:t>
+      </w:r>
+    </w:p>
+    <w:p>
+      <w:pPr>
+        <w:pStyle w:val="Listing"/>
+      </w:pPr>
+      <w:r>
+        <w:t>result/gw.geneanet.org.danielr13.lang=fr.n=</w:t>
+      </w:r>
+      <w:proofErr w:type="gramStart"/>
+      <w:r>
+        <w:t>nicolas.oc=0.p</w:t>
+      </w:r>
+      <w:proofErr w:type="gramEnd"/>
+      <w:r>
+        <w:t xml:space="preserve">=etienne+henri.log:[geneanet] DEBUG: </w:t>
+      </w:r>
+      <w:proofErr w:type="spellStart"/>
+      <w:r>
+        <w:t>Generation</w:t>
+      </w:r>
+      <w:proofErr w:type="spellEnd"/>
+      <w:r>
+        <w:t xml:space="preserve"> 10, </w:t>
+      </w:r>
+      <w:proofErr w:type="spellStart"/>
+      <w:r>
+        <w:t>sosa</w:t>
+      </w:r>
+      <w:proofErr w:type="spellEnd"/>
+      <w:r>
+        <w:t xml:space="preserve"> 796 : Pierre JEAN : source = '* Union: AD 13 - vue 1/2'</w:t>
+      </w:r>
+    </w:p>
+    <w:p>
+      <w:pPr>
+        <w:pStyle w:val="Listing"/>
+      </w:pPr>
+      <w:r>
+        <w:t>result/gw.geneanet.org.danielr13.lang=fr.n=</w:t>
+      </w:r>
+      <w:proofErr w:type="gramStart"/>
+      <w:r>
+        <w:t>nicolas.oc=0.p</w:t>
+      </w:r>
+      <w:proofErr w:type="gramEnd"/>
+      <w:r>
+        <w:t xml:space="preserve">=etienne+henri.log:[geneanet] DEBUG: </w:t>
+      </w:r>
+      <w:proofErr w:type="spellStart"/>
+      <w:r>
+        <w:t>Generation</w:t>
+      </w:r>
+      <w:proofErr w:type="spellEnd"/>
+      <w:r>
+        <w:t xml:space="preserve"> 10, </w:t>
+      </w:r>
+      <w:proofErr w:type="spellStart"/>
+      <w:r>
+        <w:t>sosa</w:t>
+      </w:r>
+      <w:proofErr w:type="spellEnd"/>
+      <w:r>
+        <w:t xml:space="preserve"> 637 : Gabrielle GROS : source = '* Union: AD13 415 E 163'</w:t>
+      </w:r>
+    </w:p>
+    <w:p>
+      <w:pPr>
+        <w:pStyle w:val="Listing"/>
+      </w:pPr>
+      <w:r>
+        <w:t>result/gw.geneanet.org.danielr13.lang=fr.n=</w:t>
+      </w:r>
+      <w:proofErr w:type="gramStart"/>
+      <w:r>
+        <w:t>nicolas.oc=0.p</w:t>
+      </w:r>
+      <w:proofErr w:type="gramEnd"/>
+      <w:r>
+        <w:t xml:space="preserve">=etienne+henri.log:[geneanet] DEBUG: </w:t>
+      </w:r>
+      <w:proofErr w:type="spellStart"/>
+      <w:r>
+        <w:t>Generation</w:t>
+      </w:r>
+      <w:proofErr w:type="spellEnd"/>
+      <w:r>
+        <w:t xml:space="preserve"> 10, </w:t>
+      </w:r>
+      <w:proofErr w:type="spellStart"/>
+      <w:r>
+        <w:t>sosa</w:t>
+      </w:r>
+      <w:proofErr w:type="spellEnd"/>
+      <w:r>
+        <w:t xml:space="preserve"> 636 : Louis POILDAVOINE : source = '* Union: AD13 415 E 163'</w:t>
+      </w:r>
+    </w:p>
+    <w:p>
+      <w:pPr>
+        <w:pStyle w:val="Listing"/>
+      </w:pPr>
+      <w:r>
+        <w:t>result/gw.geneanet.org.danielr13.lang=fr.n=</w:t>
+      </w:r>
+      <w:proofErr w:type="gramStart"/>
+      <w:r>
+        <w:t>nicolas.oc=0.p</w:t>
+      </w:r>
+      <w:proofErr w:type="gramEnd"/>
+      <w:r>
+        <w:t xml:space="preserve">=etienne+henri.log:[geneanet] DEBUG: </w:t>
+      </w:r>
+      <w:proofErr w:type="spellStart"/>
+      <w:r>
+        <w:t>Generation</w:t>
+      </w:r>
+      <w:proofErr w:type="spellEnd"/>
+      <w:r>
+        <w:t xml:space="preserve"> 8, </w:t>
+      </w:r>
+      <w:proofErr w:type="spellStart"/>
+      <w:r>
+        <w:t>sosa</w:t>
+      </w:r>
+      <w:proofErr w:type="spellEnd"/>
+      <w:r>
+        <w:t xml:space="preserve"> 174 : Louis JEAN : source = '* Union: AD 13 - vue 5/15'</w:t>
+      </w:r>
+    </w:p>
+    <w:p>
+      <w:pPr>
+        <w:pStyle w:val="Listing"/>
+      </w:pPr>
+      <w:r>
+        <w:t>result/gw.geneanet.org.danielr13.lang=fr.n=</w:t>
+      </w:r>
+      <w:proofErr w:type="gramStart"/>
+      <w:r>
+        <w:t>nicolas.oc=0.p</w:t>
+      </w:r>
+      <w:proofErr w:type="gramEnd"/>
+      <w:r>
+        <w:t xml:space="preserve">=etienne+henri.log:[geneanet] DEBUG: </w:t>
+      </w:r>
+      <w:proofErr w:type="spellStart"/>
+      <w:r>
+        <w:t>Generation</w:t>
+      </w:r>
+      <w:proofErr w:type="spellEnd"/>
+      <w:r>
+        <w:t xml:space="preserve"> 8, </w:t>
+      </w:r>
+      <w:proofErr w:type="spellStart"/>
+      <w:r>
+        <w:t>sosa</w:t>
+      </w:r>
+      <w:proofErr w:type="spellEnd"/>
+      <w:r>
+        <w:t xml:space="preserve"> 174 : Louis JEAN : source = '* Décès: AD 13 - vue 6/12'</w:t>
+      </w:r>
+    </w:p>
+    <w:p>
+      <w:pPr>
+        <w:pStyle w:val="Listing"/>
+      </w:pPr>
+      <w:r>
+        <w:t>result/gw.geneanet.org.danielr13.lang=fr.n=</w:t>
+      </w:r>
+      <w:proofErr w:type="gramStart"/>
+      <w:r>
+        <w:t>nicolas.oc=0.p</w:t>
+      </w:r>
+      <w:proofErr w:type="gramEnd"/>
+      <w:r>
+        <w:t xml:space="preserve">=etienne+henri.log:[geneanet] DEBUG: </w:t>
+      </w:r>
+      <w:proofErr w:type="spellStart"/>
+      <w:r>
+        <w:t>Generation</w:t>
+      </w:r>
+      <w:proofErr w:type="spellEnd"/>
+      <w:r>
+        <w:t xml:space="preserve"> 9, </w:t>
+      </w:r>
+      <w:proofErr w:type="spellStart"/>
+      <w:r>
+        <w:t>sosa</w:t>
+      </w:r>
+      <w:proofErr w:type="spellEnd"/>
+      <w:r>
+        <w:t xml:space="preserve"> 397 : Elisabeth SIBOURG : source = '* Décès: AD 84 - vue 1/23'</w:t>
+      </w:r>
+    </w:p>
+    <w:p>
+      <w:pPr>
+        <w:pStyle w:val="Listing"/>
+      </w:pPr>
+      <w:r>
+        <w:t>result/gw.geneanet.org.nraibaut2_w.lang=fr.n=</w:t>
+      </w:r>
+      <w:proofErr w:type="gramStart"/>
+      <w:r>
+        <w:t>dupont.oc=0.p</w:t>
+      </w:r>
+      <w:proofErr w:type="gramEnd"/>
+      <w:r>
+        <w:t xml:space="preserve">=gerard.log:[geneanet] DEBUG: </w:t>
+      </w:r>
+      <w:proofErr w:type="spellStart"/>
+      <w:r>
+        <w:t>Generation</w:t>
+      </w:r>
+      <w:proofErr w:type="spellEnd"/>
+      <w:r>
+        <w:t xml:space="preserve"> 1, </w:t>
+      </w:r>
+      <w:proofErr w:type="spellStart"/>
+      <w:r>
+        <w:t>sosa</w:t>
+      </w:r>
+      <w:proofErr w:type="spellEnd"/>
+      <w:r>
+        <w:t xml:space="preserve"> 1 : Gérard DUPONT : source = '* Personne: &lt;https://www.source_general.fr/&gt;</w:t>
+      </w:r>
+    </w:p>
+    <w:p>
+      <w:pPr>
+        <w:pStyle w:val="Listing"/>
+      </w:pPr>
+      <w:r>
+        <w:t>result/gw.geneanet.org.nraibaut2_w.lang=fr.n=</w:t>
+      </w:r>
+      <w:proofErr w:type="gramStart"/>
+      <w:r>
+        <w:t>dupont.oc=0.p</w:t>
+      </w:r>
+      <w:proofErr w:type="gramEnd"/>
+      <w:r>
+        <w:t xml:space="preserve">=gerard.log:[geneanet] DEBUG: </w:t>
+      </w:r>
+      <w:proofErr w:type="spellStart"/>
+      <w:r>
+        <w:t>Generation</w:t>
+      </w:r>
+      <w:proofErr w:type="spellEnd"/>
+      <w:r>
+        <w:t xml:space="preserve"> 2, </w:t>
+      </w:r>
+      <w:proofErr w:type="spellStart"/>
+      <w:r>
+        <w:t>sosa</w:t>
+      </w:r>
+      <w:proofErr w:type="spellEnd"/>
+      <w:r>
+        <w:t xml:space="preserve"> 2 : Pierre DUPONT : source = '* Naissance: &lt;https://www.source_naissance.fr/&gt;</w:t>
+      </w:r>
+    </w:p>
+    <w:p>
+      <w:pPr>
+        <w:pStyle w:val="Listing"/>
+      </w:pPr>
+      <w:r>
+        <w:t>result/gw.geneanet.org.nraibaut2_w.lang=fr.n=</w:t>
+      </w:r>
+      <w:proofErr w:type="gramStart"/>
+      <w:r>
+        <w:t>dupont.oc=0.p</w:t>
+      </w:r>
+      <w:proofErr w:type="gramEnd"/>
+      <w:r>
+        <w:t xml:space="preserve">=gerard.log:[geneanet] DEBUG: </w:t>
+      </w:r>
+      <w:proofErr w:type="spellStart"/>
+      <w:r>
+        <w:t>Generation</w:t>
+      </w:r>
+      <w:proofErr w:type="spellEnd"/>
+      <w:r>
+        <w:t xml:space="preserve"> 2, </w:t>
+      </w:r>
+      <w:proofErr w:type="spellStart"/>
+      <w:r>
+        <w:t>sosa</w:t>
+      </w:r>
+      <w:proofErr w:type="spellEnd"/>
+      <w:r>
+        <w:t xml:space="preserve"> 2 : Pierre DUPONT : source = '* Union: &lt;https://www.source_mariage.fr/&gt;</w:t>
+      </w:r>
+    </w:p>
+    <w:p>
+      <w:pPr>
+        <w:pStyle w:val="Listing"/>
+      </w:pPr>
+      <w:r>
+        <w:t>result/gw.geneanet.org.nraibaut2_w.lang=fr.n=</w:t>
+      </w:r>
+      <w:proofErr w:type="gramStart"/>
+      <w:r>
+        <w:t>dupont.oc=0.p</w:t>
+      </w:r>
+      <w:proofErr w:type="gramEnd"/>
+      <w:r>
+        <w:t xml:space="preserve">=gerard.log:[geneanet] DEBUG: </w:t>
+      </w:r>
+      <w:proofErr w:type="spellStart"/>
+      <w:r>
+        <w:t>Generation</w:t>
+      </w:r>
+      <w:proofErr w:type="spellEnd"/>
+      <w:r>
+        <w:t xml:space="preserve"> 2, </w:t>
+      </w:r>
+      <w:proofErr w:type="spellStart"/>
+      <w:r>
+        <w:t>sosa</w:t>
+      </w:r>
+      <w:proofErr w:type="spellEnd"/>
+      <w:r>
+        <w:t xml:space="preserve"> 2 : Pierre DUPONT : source = '* Décès: &lt;https://www.source_deces.fr/&gt; \- Texte1 source décès</w:t>
+      </w:r>
+    </w:p>
+    <w:p>
+      <w:pPr>
+        <w:pStyle w:val="Listing"/>
+      </w:pPr>
+      <w:r>
+        <w:t>result/gw.geneanet.org.nraibaut2_w.lang=fr.n=</w:t>
+      </w:r>
+      <w:proofErr w:type="gramStart"/>
+      <w:r>
+        <w:t>dupont.oc=0.p</w:t>
+      </w:r>
+      <w:proofErr w:type="gramEnd"/>
+      <w:r>
+        <w:t xml:space="preserve">=gerard.log:[geneanet] DEBUG: </w:t>
+      </w:r>
+      <w:proofErr w:type="spellStart"/>
+      <w:r>
+        <w:t>Generation</w:t>
+      </w:r>
+      <w:proofErr w:type="spellEnd"/>
+      <w:r>
+        <w:t xml:space="preserve"> 2, </w:t>
+      </w:r>
+      <w:proofErr w:type="spellStart"/>
+      <w:r>
+        <w:t>sosa</w:t>
+      </w:r>
+      <w:proofErr w:type="spellEnd"/>
+      <w:r>
+        <w:t xml:space="preserve"> 3 : Marie Paule DURAND : source = '* Union: &lt;https://www.source_mariage.fr/&gt;</w:t>
+      </w:r>
+    </w:p>
+    <w:p/>
+    <w:p>
+      <w:pPr>
+        <w:autoSpaceDE w:val="0"/>
+        <w:autoSpaceDN w:val="0"/>
+        <w:adjustRightInd w:val="0"/>
+        <w:rPr>
+          <w:rFonts w:ascii="Lucida Console" w:hAnsi="Lucida Console" w:cs="Lucida Console"/>
+          <w:kern w:val="0"/>
+          <w:sz w:val="18"/>
+          <w:szCs w:val="18"/>
+        </w:rPr>
+      </w:pPr>
+      <w:r>
+        <w:rPr>
+          <w:rFonts w:ascii="Lucida Console" w:hAnsi="Lucida Console" w:cs="Lucida Console"/>
+          <w:kern w:val="0"/>
+          <w:sz w:val="18"/>
+          <w:szCs w:val="18"/>
+        </w:rPr>
+        <w:t xml:space="preserve">$ </w:t>
+      </w:r>
+      <w:proofErr w:type="spellStart"/>
+      <w:r>
+        <w:rPr>
+          <w:rFonts w:ascii="Lucida Console" w:hAnsi="Lucida Console" w:cs="Lucida Console"/>
+          <w:kern w:val="0"/>
+          <w:sz w:val="18"/>
+          <w:szCs w:val="18"/>
+        </w:rPr>
+        <w:t>grep</w:t>
+      </w:r>
+      <w:proofErr w:type="spellEnd"/>
+      <w:r>
+        <w:rPr>
+          <w:rFonts w:ascii="Lucida Console" w:hAnsi="Lucida Console" w:cs="Lucida Console"/>
+          <w:kern w:val="0"/>
+          <w:sz w:val="18"/>
+          <w:szCs w:val="18"/>
+        </w:rPr>
+        <w:t xml:space="preserve"> 'source =' </w:t>
+      </w:r>
+      <w:proofErr w:type="spellStart"/>
+      <w:r>
+        <w:rPr>
+          <w:rFonts w:ascii="Lucida Console" w:hAnsi="Lucida Console" w:cs="Lucida Console"/>
+          <w:kern w:val="0"/>
+          <w:sz w:val="18"/>
+          <w:szCs w:val="18"/>
+        </w:rPr>
+        <w:t>result</w:t>
+      </w:r>
+      <w:proofErr w:type="spellEnd"/>
+      <w:r>
+        <w:rPr>
+          <w:rFonts w:ascii="Lucida Console" w:hAnsi="Lucida Console" w:cs="Lucida Console"/>
+          <w:kern w:val="0"/>
+          <w:sz w:val="18"/>
+          <w:szCs w:val="18"/>
+        </w:rPr>
+        <w:t xml:space="preserve">/*.log | </w:t>
+      </w:r>
+      <w:proofErr w:type="spellStart"/>
+      <w:r>
+        <w:rPr>
+          <w:rFonts w:ascii="Lucida Console" w:hAnsi="Lucida Console" w:cs="Lucida Console"/>
+          <w:kern w:val="0"/>
+          <w:sz w:val="18"/>
+          <w:szCs w:val="18"/>
+        </w:rPr>
+        <w:t>sed</w:t>
+      </w:r>
+      <w:proofErr w:type="spellEnd"/>
+      <w:r>
+        <w:rPr>
+          <w:rFonts w:ascii="Lucida Console" w:hAnsi="Lucida Console" w:cs="Lucida Console"/>
+          <w:kern w:val="0"/>
+          <w:sz w:val="18"/>
+          <w:szCs w:val="18"/>
+        </w:rPr>
+        <w:t xml:space="preserve"> -e 's</w:t>
+      </w:r>
+      <w:proofErr w:type="gramStart"/>
+      <w:r>
+        <w:rPr>
+          <w:rFonts w:ascii="Lucida Console" w:hAnsi="Lucida Console" w:cs="Lucida Console"/>
+          <w:kern w:val="0"/>
+          <w:sz w:val="18"/>
+          <w:szCs w:val="18"/>
+        </w:rPr>
+        <w:t>/.*</w:t>
+      </w:r>
+      <w:proofErr w:type="gramEnd"/>
+      <w:r>
+        <w:rPr>
+          <w:rFonts w:ascii="Lucida Console" w:hAnsi="Lucida Console" w:cs="Lucida Console"/>
+          <w:kern w:val="0"/>
+          <w:sz w:val="18"/>
+          <w:szCs w:val="18"/>
+        </w:rPr>
+        <w:t>source = .. //g' -e 's</w:t>
+      </w:r>
+      <w:proofErr w:type="gramStart"/>
+      <w:r>
+        <w:rPr>
+          <w:rFonts w:ascii="Lucida Console" w:hAnsi="Lucida Console" w:cs="Lucida Console"/>
+          <w:kern w:val="0"/>
+          <w:sz w:val="18"/>
+          <w:szCs w:val="18"/>
+        </w:rPr>
+        <w:t>/:.</w:t>
+      </w:r>
+      <w:proofErr w:type="gramEnd"/>
+      <w:r>
+        <w:rPr>
+          <w:rFonts w:ascii="Lucida Console" w:hAnsi="Lucida Console" w:cs="Lucida Console"/>
+          <w:kern w:val="0"/>
+          <w:sz w:val="18"/>
+          <w:szCs w:val="18"/>
+        </w:rPr>
+        <w:t>*//g' | sort -u</w:t>
+      </w:r>
+    </w:p>
+    <w:p>
+      <w:pPr>
+        <w:pStyle w:val="Listing"/>
+      </w:pPr>
+      <w:r>
+        <w:t>Décès</w:t>
+      </w:r>
+    </w:p>
+    <w:p>
+      <w:pPr>
+        <w:pStyle w:val="Listing"/>
+      </w:pPr>
+      <w:r>
+        <w:t>Naissance</w:t>
+      </w:r>
+    </w:p>
+    <w:p>
+      <w:pPr>
+        <w:pStyle w:val="Listing"/>
+      </w:pPr>
+      <w:r>
+        <w:t>Naissance, décès</w:t>
+      </w:r>
+    </w:p>
+    <w:p>
+      <w:pPr>
+        <w:pStyle w:val="Listing"/>
+      </w:pPr>
+      <w:r>
+        <w:t>Naissance, union 1</w:t>
+      </w:r>
+    </w:p>
+    <w:p>
+      <w:pPr>
+        <w:pStyle w:val="Listing"/>
+      </w:pPr>
+      <w:r>
+        <w:t>Personne</w:t>
+      </w:r>
+    </w:p>
+    <w:p>
+      <w:pPr>
+        <w:pStyle w:val="Listing"/>
+      </w:pPr>
+      <w:r>
+        <w:t>Union</w:t>
+      </w:r>
+    </w:p>
+    <w:p/>
+    <w:p>
+      <w:hyperlink r:id="rId35" w:history="1">
+        <w:r>
+          <w:rPr>
+            <w:rStyle w:val="Lienhypertexte"/>
+          </w:rPr>
+          <w:t>https://gw.geneanet.org/danielr13?lang=fr&amp;p=jean+nicolas&amp;n=durand</w:t>
+        </w:r>
+      </w:hyperlink>
+      <w:r>
+        <w:t> :</w:t>
+      </w:r>
+    </w:p>
+    <w:p>
+      <w:r>
+        <w:drawing>
+          <wp:inline distT="0" distB="0" distL="0" distR="0" wp14:anchorId="47954A69" wp14:editId="2BFD1AA2">
+            <wp:extent cx="1724266" cy="476316"/>
+            <wp:effectExtent l="0" t="0" r="5715" b="0"/>
+            <wp:docPr id="1647997168" name="Image 1"/>
+            <wp:cNvGraphicFramePr>
+              <a:graphicFrameLocks xmlns:a="http://schemas.openxmlformats.org/drawingml/2006/main" noChangeAspect="1"/>
+            </wp:cNvGraphicFramePr>
+            <a:graphic xmlns:a="http://schemas.openxmlformats.org/drawingml/2006/main">
+              <a:graphicData uri="http://schemas.openxmlformats.org/drawingml/2006/picture">
+                <pic:pic xmlns:pic="http://schemas.openxmlformats.org/drawingml/2006/picture">
+                  <pic:nvPicPr>
+                    <pic:cNvPr id="1647997168" name=""/>
+                    <pic:cNvPicPr/>
+                  </pic:nvPicPr>
+                  <pic:blipFill>
+                    <a:blip r:embed="rId36"/>
+                    <a:stretch>
+                      <a:fillRect/>
+                    </a:stretch>
+                  </pic:blipFill>
+                  <pic:spPr>
+                    <a:xfrm>
+                      <a:off x="0" y="0"/>
+                      <a:ext cx="1724266" cy="476316"/>
+                    </a:xfrm>
+                    <a:prstGeom prst="rect">
+                      <a:avLst/>
+                    </a:prstGeom>
+                  </pic:spPr>
+                </pic:pic>
+              </a:graphicData>
+            </a:graphic>
+          </wp:inline>
+        </w:drawing>
+      </w:r>
+    </w:p>
+    <w:p>
+      <w:hyperlink r:id="rId37" w:history="1">
+        <w:r>
+          <w:rPr>
+            <w:rStyle w:val="Lienhypertexte"/>
+          </w:rPr>
+          <w:t>https://gw.geneanet.org/danielr13?lang=fr&amp;p=magdeleine&amp;n=bourrel</w:t>
+        </w:r>
+      </w:hyperlink>
+    </w:p>
+    <w:p>
+      <w:r>
+        <w:lastRenderedPageBreak/>
+        <w:drawing>
+          <wp:inline distT="0" distB="0" distL="0" distR="0" wp14:anchorId="2D7A7C99" wp14:editId="425B9AFF">
+            <wp:extent cx="1657581" cy="714475"/>
+            <wp:effectExtent l="0" t="0" r="0" b="9525"/>
+            <wp:docPr id="719341499" name="Image 1"/>
+            <wp:cNvGraphicFramePr>
+              <a:graphicFrameLocks xmlns:a="http://schemas.openxmlformats.org/drawingml/2006/main" noChangeAspect="1"/>
+            </wp:cNvGraphicFramePr>
+            <a:graphic xmlns:a="http://schemas.openxmlformats.org/drawingml/2006/main">
+              <a:graphicData uri="http://schemas.openxmlformats.org/drawingml/2006/picture">
+                <pic:pic xmlns:pic="http://schemas.openxmlformats.org/drawingml/2006/picture">
+                  <pic:nvPicPr>
+                    <pic:cNvPr id="719341499" name=""/>
+                    <pic:cNvPicPr/>
+                  </pic:nvPicPr>
+                  <pic:blipFill>
+                    <a:blip r:embed="rId38"/>
+                    <a:stretch>
+                      <a:fillRect/>
+                    </a:stretch>
+                  </pic:blipFill>
+                  <pic:spPr>
+                    <a:xfrm>
+                      <a:off x="0" y="0"/>
+                      <a:ext cx="1657581" cy="714475"/>
+                    </a:xfrm>
+                    <a:prstGeom prst="rect">
+                      <a:avLst/>
+                    </a:prstGeom>
+                  </pic:spPr>
+                </pic:pic>
+              </a:graphicData>
+            </a:graphic>
+          </wp:inline>
+        </w:drawing>
+      </w:r>
+    </w:p>
     <w:p/>
     <w:p/>
     <w:sectPr>
-      <w:headerReference w:type="default" r:id="rId35"/>
+      <w:headerReference w:type="default" r:id="rId39"/>
       <w:pgSz w:w="16838" w:h="11906" w:orient="landscape"/>
       <w:pgMar w:top="1080" w:right="1440" w:bottom="1080" w:left="1440" w:header="708" w:footer="708" w:gutter="0"/>
       <w:cols w:space="708"/>
@@ -13293,7 +14708,7 @@
       <w:rPr>
         <w:noProof/>
       </w:rPr>
-      <w:t>05/08/2023</w:t>
+      <w:t>07/08/2023</w:t>
     </w:r>
     <w:r>
       <w:fldChar w:fldCharType="end"/>

--- a/doc/NotesNRa2_notes_developpement.docx
+++ b/doc/NotesNRa2_notes_developpement.docx
@@ -17847,6 +17847,53 @@
           <w:szCs w:val="18"/>
         </w:rPr>
         <w:t>='Personne', date='None', place='None', notes='None', source='&lt;https://www.source_general.fr/&gt;</w:t>
+      </w:r>
+    </w:p>
+    <w:p>
+      <w:pPr>
+        <w:rPr>
+          <w:color w:val="1F4E79"/>
+        </w:rPr>
+      </w:pPr>
+      <w:r>
+        <w:rPr>
+          <w:color w:val="1F4E79"/>
+        </w:rPr>
+        <w:drawing>
+          <wp:inline distT="0" distB="0" distL="0" distR="0" wp14:anchorId="4AEB95CF" wp14:editId="1F657FCD">
+            <wp:extent cx="1803400" cy="658689"/>
+            <wp:effectExtent l="0" t="0" r="6350" b="8255"/>
+            <wp:docPr id="1029070499" name="Image 1"/>
+            <wp:cNvGraphicFramePr>
+              <a:graphicFrameLocks xmlns:a="http://schemas.openxmlformats.org/drawingml/2006/main" noChangeAspect="1"/>
+            </wp:cNvGraphicFramePr>
+            <a:graphic xmlns:a="http://schemas.openxmlformats.org/drawingml/2006/main">
+              <a:graphicData uri="http://schemas.openxmlformats.org/drawingml/2006/picture">
+                <pic:pic xmlns:pic="http://schemas.openxmlformats.org/drawingml/2006/picture">
+                  <pic:nvPicPr>
+                    <pic:cNvPr id="1029070499" name=""/>
+                    <pic:cNvPicPr/>
+                  </pic:nvPicPr>
+                  <pic:blipFill>
+                    <a:blip r:embed="rId39"/>
+                    <a:stretch>
+                      <a:fillRect/>
+                    </a:stretch>
+                  </pic:blipFill>
+                  <pic:spPr>
+                    <a:xfrm>
+                      <a:off x="0" y="0"/>
+                      <a:ext cx="1808050" cy="660388"/>
+                    </a:xfrm>
+                    <a:prstGeom prst="rect">
+                      <a:avLst/>
+                    </a:prstGeom>
+                  </pic:spPr>
+                </pic:pic>
+              </a:graphicData>
+            </a:graphic>
+          </wp:inline>
+        </w:drawing>
       </w:r>
     </w:p>
     <w:p>
@@ -18278,6 +18325,7 @@
                 <w:sz w:val="20"/>
                 <w:szCs w:val="20"/>
               </w:rPr>
+              <w:lastRenderedPageBreak/>
               <w:t>1</w:t>
             </w:r>
           </w:p>
@@ -18402,7 +18450,7 @@
         </w:rPr>
         <w:t xml:space="preserve"> : </w:t>
       </w:r>
-      <w:hyperlink r:id="rId39" w:history="1">
+      <w:hyperlink r:id="rId40" w:history="1">
         <w:r>
           <w:rPr>
             <w:rStyle w:val="Lienhypertexte"/>
@@ -18414,7 +18462,7 @@
     <w:p/>
     <w:p/>
     <w:sectPr>
-      <w:headerReference w:type="default" r:id="rId40"/>
+      <w:headerReference w:type="default" r:id="rId41"/>
       <w:pgSz w:w="16838" w:h="11906" w:orient="landscape"/>
       <w:pgMar w:top="1080" w:right="1440" w:bottom="1080" w:left="1440" w:header="708" w:footer="708" w:gutter="0"/>
       <w:cols w:space="708"/>
@@ -18496,7 +18544,7 @@
       <w:rPr>
         <w:noProof/>
       </w:rPr>
-      <w:t>08/08/2023</w:t>
+      <w:t>10/08/2023</w:t>
     </w:r>
     <w:r>
       <w:fldChar w:fldCharType="end"/>
